--- a/TRANG 4 Mục Lục và nội dung.docx
+++ b/TRANG 4 Mục Lục và nội dung.docx
@@ -8795,11 +8795,9 @@
       <w:pPr>
         <w:pStyle w:val="u1"/>
       </w:pPr>
-      <w:bookmarkStart w:id="12" w:name="_Toc241260205"/>
-      <w:r>
-        <w:t>DASHBOARD TỔNG HỢP — 1 TRANG, 3 KHU VỰC</w:t>
-      </w:r>
-      <w:bookmarkEnd w:id="12"/>
+      <w:r>
+        <w:t>DASHBOARD TỔNG HỢP — TÍCH HỢP ĐẦY ĐỦ QUẢN LÝ KHÁCH HÀNG, KẾ HOẠCH HÀNH ĐỘNG, KHO VÀ DOANH THU</w:t>
+      </w:r>
     </w:p>
     <w:p>
       <w:pPr>
@@ -8918,151 +8916,7 @@
         </w:numPr>
       </w:pPr>
       <w:r>
-        <w:rPr>
-          <w:b/>
-          <w:bCs/>
-        </w:rPr>
-        <w:t xml:space="preserve">3 </w:t>
-      </w:r>
-      <w:proofErr w:type="spellStart"/>
-      <w:r>
-        <w:rPr>
-          <w:b/>
-          <w:bCs/>
-        </w:rPr>
-        <w:t>khu</w:t>
-      </w:r>
-      <w:proofErr w:type="spellEnd"/>
-      <w:r>
-        <w:rPr>
-          <w:b/>
-          <w:bCs/>
-        </w:rPr>
-        <w:t xml:space="preserve"> </w:t>
-      </w:r>
-      <w:proofErr w:type="spellStart"/>
-      <w:r>
-        <w:rPr>
-          <w:b/>
-          <w:bCs/>
-        </w:rPr>
-        <w:t>vực</w:t>
-      </w:r>
-      <w:proofErr w:type="spellEnd"/>
-      <w:r>
-        <w:rPr>
-          <w:b/>
-          <w:bCs/>
-        </w:rPr>
-        <w:t xml:space="preserve"> </w:t>
-      </w:r>
-      <w:proofErr w:type="spellStart"/>
-      <w:r>
-        <w:rPr>
-          <w:b/>
-          <w:bCs/>
-        </w:rPr>
-        <w:t>xếp</w:t>
-      </w:r>
-      <w:proofErr w:type="spellEnd"/>
-      <w:r>
-        <w:rPr>
-          <w:b/>
-          <w:bCs/>
-        </w:rPr>
-        <w:t xml:space="preserve"> </w:t>
-      </w:r>
-      <w:proofErr w:type="spellStart"/>
-      <w:r>
-        <w:rPr>
-          <w:b/>
-          <w:bCs/>
-        </w:rPr>
-        <w:t>dọc</w:t>
-      </w:r>
-      <w:proofErr w:type="spellEnd"/>
-      <w:r>
-        <w:t xml:space="preserve">, </w:t>
-      </w:r>
-      <w:proofErr w:type="spellStart"/>
-      <w:r>
-        <w:t>mỗi</w:t>
-      </w:r>
-      <w:proofErr w:type="spellEnd"/>
-      <w:r>
-        <w:t xml:space="preserve"> </w:t>
-      </w:r>
-      <w:proofErr w:type="spellStart"/>
-      <w:r>
-        <w:t>khu</w:t>
-      </w:r>
-      <w:proofErr w:type="spellEnd"/>
-      <w:r>
-        <w:t xml:space="preserve"> </w:t>
-      </w:r>
-      <w:proofErr w:type="spellStart"/>
-      <w:r>
-        <w:t>vực</w:t>
-      </w:r>
-      <w:proofErr w:type="spellEnd"/>
-      <w:r>
-        <w:t xml:space="preserve"> </w:t>
-      </w:r>
-      <w:proofErr w:type="spellStart"/>
-      <w:r>
-        <w:t>phụ</w:t>
-      </w:r>
-      <w:proofErr w:type="spellEnd"/>
-      <w:r>
-        <w:t xml:space="preserve"> </w:t>
-      </w:r>
-      <w:proofErr w:type="spellStart"/>
-      <w:r>
-        <w:t>trách</w:t>
-      </w:r>
-      <w:proofErr w:type="spellEnd"/>
-      <w:r>
-        <w:t xml:space="preserve"> </w:t>
-      </w:r>
-      <w:proofErr w:type="spellStart"/>
-      <w:r>
-        <w:t>một</w:t>
-      </w:r>
-      <w:proofErr w:type="spellEnd"/>
-      <w:r>
-        <w:t xml:space="preserve"> </w:t>
-      </w:r>
-      <w:proofErr w:type="spellStart"/>
-      <w:r>
-        <w:t>mảng</w:t>
-      </w:r>
-      <w:proofErr w:type="spellEnd"/>
-      <w:r>
-        <w:t xml:space="preserve">: </w:t>
-      </w:r>
-      <w:proofErr w:type="spellStart"/>
-      <w:r>
-        <w:t>Khách</w:t>
-      </w:r>
-      <w:proofErr w:type="spellEnd"/>
-      <w:r>
-        <w:t xml:space="preserve"> </w:t>
-      </w:r>
-      <w:proofErr w:type="spellStart"/>
-      <w:r>
-        <w:t>hàng</w:t>
-      </w:r>
-      <w:proofErr w:type="spellEnd"/>
-      <w:r>
-        <w:t xml:space="preserve"> → Kho → Doanh </w:t>
-      </w:r>
-      <w:proofErr w:type="spellStart"/>
-      <w:r>
-        <w:t>thu</w:t>
-      </w:r>
-      <w:proofErr w:type="spellEnd"/>
-      <w:r>
-        <w:t>.</w:t>
+        <w:t>Bố cục trực quan xếp dọc gồm các khối chức năng chính: Thanh cảnh báo (Notify) → 4 Ô KPI Tổng Quan → Khách hàng &amp; Phễu cơ hội → Kế hoạch hành động → Quản lý Kho → Doanh thu &amp; Hiệu suất Sales.</w:t>
       </w:r>
     </w:p>
     <w:p>
@@ -9073,120 +8927,8 @@
           <w:numId w:val="18"/>
         </w:numPr>
       </w:pPr>
-      <w:proofErr w:type="spellStart"/>
-      <w:r>
-        <w:t>Trên</w:t>
-      </w:r>
-      <w:proofErr w:type="spellEnd"/>
-      <w:r>
-        <w:t xml:space="preserve"> </w:t>
-      </w:r>
-      <w:proofErr w:type="spellStart"/>
-      <w:r>
-        <w:t>cùng</w:t>
-      </w:r>
-      <w:proofErr w:type="spellEnd"/>
-      <w:r>
-        <w:t xml:space="preserve"> </w:t>
-      </w:r>
-      <w:proofErr w:type="spellStart"/>
-      <w:r>
-        <w:t>có</w:t>
-      </w:r>
-      <w:proofErr w:type="spellEnd"/>
-      <w:r>
-        <w:t xml:space="preserve"> </w:t>
-      </w:r>
-      <w:r>
-        <w:rPr>
-          <w:b/>
-          <w:bCs/>
-        </w:rPr>
-        <w:t xml:space="preserve">4 ô KPI </w:t>
-      </w:r>
-      <w:proofErr w:type="spellStart"/>
-      <w:r>
-        <w:rPr>
-          <w:b/>
-          <w:bCs/>
-        </w:rPr>
-        <w:t>tổng</w:t>
-      </w:r>
-      <w:proofErr w:type="spellEnd"/>
-      <w:r>
-        <w:rPr>
-          <w:b/>
-          <w:bCs/>
-        </w:rPr>
-        <w:t xml:space="preserve"> </w:t>
-      </w:r>
-      <w:proofErr w:type="spellStart"/>
-      <w:r>
-        <w:rPr>
-          <w:b/>
-          <w:bCs/>
-        </w:rPr>
-        <w:t>quan</w:t>
-      </w:r>
-      <w:proofErr w:type="spellEnd"/>
-      <w:r>
-        <w:t xml:space="preserve"> </w:t>
-      </w:r>
-      <w:proofErr w:type="spellStart"/>
-      <w:r>
-        <w:t>để</w:t>
-      </w:r>
-      <w:proofErr w:type="spellEnd"/>
-      <w:r>
-        <w:t xml:space="preserve"> </w:t>
-      </w:r>
-      <w:proofErr w:type="spellStart"/>
-      <w:r>
-        <w:t>nhìn</w:t>
-      </w:r>
-      <w:proofErr w:type="spellEnd"/>
-      <w:r>
-        <w:t xml:space="preserve"> 5 </w:t>
-      </w:r>
-      <w:proofErr w:type="spellStart"/>
-      <w:r>
-        <w:t>giây</w:t>
-      </w:r>
-      <w:proofErr w:type="spellEnd"/>
-      <w:r>
-        <w:t xml:space="preserve"> </w:t>
-      </w:r>
-      <w:proofErr w:type="spellStart"/>
-      <w:r>
-        <w:t>là</w:t>
-      </w:r>
-      <w:proofErr w:type="spellEnd"/>
-      <w:r>
-        <w:t xml:space="preserve"> </w:t>
-      </w:r>
-      <w:proofErr w:type="spellStart"/>
-      <w:r>
-        <w:t>biết</w:t>
-      </w:r>
-      <w:proofErr w:type="spellEnd"/>
-      <w:r>
-        <w:t xml:space="preserve"> </w:t>
-      </w:r>
-      <w:proofErr w:type="spellStart"/>
-      <w:r>
-        <w:t>tình</w:t>
-      </w:r>
-      <w:proofErr w:type="spellEnd"/>
-      <w:r>
-        <w:t xml:space="preserve"> </w:t>
-      </w:r>
-      <w:proofErr w:type="spellStart"/>
-      <w:r>
-        <w:t>hình</w:t>
-      </w:r>
-      <w:proofErr w:type="spellEnd"/>
-      <w:r>
-        <w:t>.</w:t>
+      <w:r>
+        <w:t>Thanh cảnh báo (Notify) nổi bật ngay dưới tiêu đề (🔔 hiển thị số khách quá hạn, SKU sắp hết, cơ hội sắp đến hạn chốt).</w:t>
       </w:r>
     </w:p>
     <w:p>
@@ -9683,53 +9425,8 @@
       <w:proofErr w:type="spellEnd"/>
     </w:p>
     <w:p>
-      <w:proofErr w:type="spellStart"/>
-      <w:r>
-        <w:rPr>
-          <w:b/>
-          <w:bCs/>
-        </w:rPr>
-        <w:t>Hàng</w:t>
-      </w:r>
-      <w:proofErr w:type="spellEnd"/>
-      <w:r>
-        <w:rPr>
-          <w:b/>
-          <w:bCs/>
-        </w:rPr>
-        <w:t xml:space="preserve"> 1 — 4 ô KPI </w:t>
-      </w:r>
-      <w:proofErr w:type="spellStart"/>
-      <w:r>
-        <w:rPr>
-          <w:b/>
-          <w:bCs/>
-        </w:rPr>
-        <w:t>tổng</w:t>
-      </w:r>
-      <w:proofErr w:type="spellEnd"/>
-      <w:r>
-        <w:rPr>
-          <w:b/>
-          <w:bCs/>
-        </w:rPr>
-        <w:t xml:space="preserve"> </w:t>
-      </w:r>
-      <w:proofErr w:type="spellStart"/>
-      <w:r>
-        <w:rPr>
-          <w:b/>
-          <w:bCs/>
-        </w:rPr>
-        <w:t>quan</w:t>
-      </w:r>
-      <w:proofErr w:type="spellEnd"/>
-      <w:r>
-        <w:rPr>
-          <w:b/>
-          <w:bCs/>
-        </w:rPr>
-        <w:t>:</w:t>
+      <w:r>
+        <w:t>Hàng 1 — Thanh Cảnh báo (Notify) &amp; 4 ô KPI tổng quan:</w:t>
       </w:r>
     </w:p>
     <w:tbl>
@@ -9792,711 +9489,144 @@
         </w:tc>
       </w:tr>
       <w:tr>
-        <w:trPr>
-          <w:trHeight w:val="476"/>
-        </w:trPr>
         <w:tc>
           <w:tcPr>
-            <w:tcW w:w="1705" w:type="dxa"/>
-            <w:hideMark/>
+            <w:tcW w:type="dxa" w:w="1705"/>
           </w:tcPr>
           <w:p>
             <w:r>
-              <w:rPr>
-                <w:b/>
-                <w:bCs/>
-              </w:rPr>
-              <w:t xml:space="preserve">Doanh </w:t>
-            </w:r>
-            <w:proofErr w:type="spellStart"/>
-            <w:r>
-              <w:rPr>
-                <w:b/>
-                <w:bCs/>
-              </w:rPr>
-              <w:t>thu</w:t>
-            </w:r>
-            <w:proofErr w:type="spellEnd"/>
+              <w:t>Doanh thu</w:t>
+            </w:r>
           </w:p>
         </w:tc>
         <w:tc>
           <w:tcPr>
-            <w:tcW w:w="3960" w:type="dxa"/>
-            <w:hideMark/>
+            <w:tcW w:type="dxa" w:w="3960"/>
           </w:tcPr>
           <w:p>
-            <w:proofErr w:type="spellStart"/>
-            <w:r>
-              <w:t>Tổng</w:t>
-            </w:r>
-            <w:proofErr w:type="spellEnd"/>
-            <w:r>
-              <w:t xml:space="preserve"> </w:t>
-            </w:r>
-            <w:proofErr w:type="spellStart"/>
-            <w:r>
-              <w:t>tiền</w:t>
-            </w:r>
-            <w:proofErr w:type="spellEnd"/>
-            <w:r>
-              <w:t xml:space="preserve"> </w:t>
-            </w:r>
-            <w:proofErr w:type="spellStart"/>
-            <w:r>
-              <w:t>trong</w:t>
-            </w:r>
-            <w:proofErr w:type="spellEnd"/>
-            <w:r>
-              <w:t xml:space="preserve"> </w:t>
-            </w:r>
-            <w:proofErr w:type="spellStart"/>
-            <w:r>
-              <w:t>kỳ</w:t>
-            </w:r>
-            <w:proofErr w:type="spellEnd"/>
-            <w:r>
-              <w:t xml:space="preserve"> </w:t>
-            </w:r>
-            <w:proofErr w:type="spellStart"/>
-            <w:r>
-              <w:t>đang</w:t>
-            </w:r>
-            <w:proofErr w:type="spellEnd"/>
-            <w:r>
-              <w:t xml:space="preserve"> </w:t>
-            </w:r>
-            <w:proofErr w:type="spellStart"/>
-            <w:r>
-              <w:t>chọn</w:t>
-            </w:r>
-            <w:proofErr w:type="spellEnd"/>
+            <w:r>
+              <w:t>Tổng doanh thu thực tế trong kỳ chọn (kèm chỉ số % so với tháng trước)</w:t>
+            </w:r>
           </w:p>
         </w:tc>
         <w:tc>
           <w:tcPr>
-            <w:tcW w:w="3544" w:type="dxa"/>
-            <w:hideMark/>
+            <w:tcW w:type="dxa" w:w="3544"/>
           </w:tcPr>
           <w:p>
             <w:r>
-              <w:t xml:space="preserve">So </w:t>
-            </w:r>
-            <w:proofErr w:type="spellStart"/>
-            <w:r>
-              <w:t>với</w:t>
-            </w:r>
-            <w:proofErr w:type="spellEnd"/>
-            <w:r>
-              <w:t xml:space="preserve"> </w:t>
-            </w:r>
-            <w:proofErr w:type="spellStart"/>
-            <w:r>
-              <w:t>kỳ</w:t>
-            </w:r>
-            <w:proofErr w:type="spellEnd"/>
-            <w:r>
-              <w:t xml:space="preserve"> </w:t>
-            </w:r>
-            <w:proofErr w:type="spellStart"/>
-            <w:r>
-              <w:t>trước</w:t>
-            </w:r>
-            <w:proofErr w:type="spellEnd"/>
-            <w:r>
-              <w:t xml:space="preserve"> (</w:t>
-            </w:r>
-            <w:r>
-              <w:rPr>
-                <w:rFonts w:ascii="Arial" w:hAnsi="Arial" w:cs="Arial"/>
-              </w:rPr>
-              <w:t>▲</w:t>
-            </w:r>
-            <w:r>
-              <w:t>/</w:t>
-            </w:r>
-            <w:r>
-              <w:rPr>
-                <w:rFonts w:ascii="Arial" w:hAnsi="Arial" w:cs="Arial"/>
-              </w:rPr>
-              <w:t>▼</w:t>
-            </w:r>
-            <w:r>
-              <w:t xml:space="preserve"> %)</w:t>
+              <w:t>▲/▼ % so với kỳ trước</w:t>
             </w:r>
           </w:p>
         </w:tc>
       </w:tr>
       <w:tr>
-        <w:trPr>
-          <w:trHeight w:val="461"/>
-        </w:trPr>
         <w:tc>
           <w:tcPr>
-            <w:tcW w:w="1705" w:type="dxa"/>
-            <w:hideMark/>
+            <w:tcW w:type="dxa" w:w="1705"/>
           </w:tcPr>
           <w:p>
-            <w:proofErr w:type="spellStart"/>
-            <w:r>
-              <w:rPr>
-                <w:b/>
-                <w:bCs/>
-              </w:rPr>
-              <w:t>Khách</w:t>
-            </w:r>
-            <w:proofErr w:type="spellEnd"/>
-            <w:r>
-              <w:rPr>
-                <w:b/>
-                <w:bCs/>
-              </w:rPr>
-              <w:t xml:space="preserve"> </w:t>
-            </w:r>
-            <w:proofErr w:type="spellStart"/>
-            <w:r>
-              <w:rPr>
-                <w:b/>
-                <w:bCs/>
-              </w:rPr>
-              <w:t>mới</w:t>
-            </w:r>
-            <w:proofErr w:type="spellEnd"/>
+            <w:r>
+              <w:t>Cơ hội thành công</w:t>
+            </w:r>
           </w:p>
         </w:tc>
         <w:tc>
           <w:tcPr>
-            <w:tcW w:w="3960" w:type="dxa"/>
-            <w:hideMark/>
+            <w:tcW w:type="dxa" w:w="3960"/>
           </w:tcPr>
           <w:p>
-            <w:proofErr w:type="spellStart"/>
-            <w:r>
-              <w:t>Số</w:t>
-            </w:r>
-            <w:proofErr w:type="spellEnd"/>
-            <w:r>
-              <w:t xml:space="preserve"> </w:t>
-            </w:r>
-            <w:proofErr w:type="spellStart"/>
-            <w:r>
-              <w:t>khách</w:t>
-            </w:r>
-            <w:proofErr w:type="spellEnd"/>
-            <w:r>
-              <w:t xml:space="preserve"> </w:t>
-            </w:r>
-            <w:proofErr w:type="spellStart"/>
-            <w:r>
-              <w:t>có</w:t>
-            </w:r>
-            <w:proofErr w:type="spellEnd"/>
-            <w:r>
-              <w:t xml:space="preserve"> </w:t>
-            </w:r>
-            <w:proofErr w:type="spellStart"/>
-            <w:r>
-              <w:t>đơn</w:t>
-            </w:r>
-            <w:proofErr w:type="spellEnd"/>
-            <w:r>
-              <w:t xml:space="preserve"> </w:t>
-            </w:r>
-            <w:proofErr w:type="spellStart"/>
-            <w:r>
-              <w:t>đầu</w:t>
-            </w:r>
-            <w:proofErr w:type="spellEnd"/>
-            <w:r>
-              <w:t xml:space="preserve"> </w:t>
-            </w:r>
-            <w:proofErr w:type="spellStart"/>
-            <w:r>
-              <w:t>tiên</w:t>
-            </w:r>
-            <w:proofErr w:type="spellEnd"/>
-            <w:r>
-              <w:t xml:space="preserve"> </w:t>
-            </w:r>
-            <w:proofErr w:type="spellStart"/>
-            <w:r>
-              <w:t>trong</w:t>
-            </w:r>
-            <w:proofErr w:type="spellEnd"/>
-            <w:r>
-              <w:t xml:space="preserve"> </w:t>
-            </w:r>
-            <w:proofErr w:type="spellStart"/>
-            <w:r>
-              <w:t>kỳ</w:t>
-            </w:r>
-            <w:proofErr w:type="spellEnd"/>
+            <w:r>
+              <w:t>Số cơ hội đã chốt / Mục tiêu đề ra (VD: 15/20 cơ hội, đạt 75% KPI)</w:t>
+            </w:r>
           </w:p>
         </w:tc>
         <w:tc>
           <w:tcPr>
-            <w:tcW w:w="3544" w:type="dxa"/>
-            <w:hideMark/>
+            <w:tcW w:type="dxa" w:w="3544"/>
           </w:tcPr>
           <w:p>
             <w:r>
-              <w:t xml:space="preserve">So </w:t>
-            </w:r>
-            <w:proofErr w:type="spellStart"/>
-            <w:r>
-              <w:t>với</w:t>
-            </w:r>
-            <w:proofErr w:type="spellEnd"/>
-            <w:r>
-              <w:t xml:space="preserve"> </w:t>
-            </w:r>
-            <w:proofErr w:type="spellStart"/>
-            <w:r>
-              <w:t>kỳ</w:t>
-            </w:r>
-            <w:proofErr w:type="spellEnd"/>
-            <w:r>
-              <w:t xml:space="preserve"> </w:t>
-            </w:r>
-            <w:proofErr w:type="spellStart"/>
-            <w:r>
-              <w:t>trước</w:t>
-            </w:r>
-            <w:proofErr w:type="spellEnd"/>
+              <w:t>▲/▼ % so với mục tiêu</w:t>
+            </w:r>
           </w:p>
         </w:tc>
       </w:tr>
       <w:tr>
-        <w:trPr>
-          <w:trHeight w:val="779"/>
-        </w:trPr>
         <w:tc>
           <w:tcPr>
-            <w:tcW w:w="1705" w:type="dxa"/>
-            <w:hideMark/>
+            <w:tcW w:type="dxa" w:w="1705"/>
           </w:tcPr>
           <w:p>
-            <w:proofErr w:type="spellStart"/>
-            <w:r>
-              <w:rPr>
-                <w:b/>
-                <w:bCs/>
-              </w:rPr>
-              <w:t>Khách</w:t>
-            </w:r>
-            <w:proofErr w:type="spellEnd"/>
-            <w:r>
-              <w:rPr>
-                <w:b/>
-                <w:bCs/>
-              </w:rPr>
-              <w:t xml:space="preserve"> </w:t>
-            </w:r>
-            <w:proofErr w:type="spellStart"/>
-            <w:r>
-              <w:rPr>
-                <w:b/>
-                <w:bCs/>
-              </w:rPr>
-              <w:t>cũ</w:t>
-            </w:r>
-            <w:proofErr w:type="spellEnd"/>
+            <w:r>
+              <w:t>Tổng giá trị cơ hội</w:t>
+            </w:r>
           </w:p>
         </w:tc>
         <w:tc>
           <w:tcPr>
-            <w:tcW w:w="3960" w:type="dxa"/>
-            <w:hideMark/>
+            <w:tcW w:type="dxa" w:w="3960"/>
           </w:tcPr>
           <w:p>
-            <w:proofErr w:type="spellStart"/>
-            <w:r>
-              <w:t>Số</w:t>
-            </w:r>
-            <w:proofErr w:type="spellEnd"/>
-            <w:r>
-              <w:t xml:space="preserve"> </w:t>
-            </w:r>
-            <w:proofErr w:type="spellStart"/>
-            <w:r>
-              <w:t>khách</w:t>
-            </w:r>
-            <w:proofErr w:type="spellEnd"/>
-            <w:r>
-              <w:t xml:space="preserve"> </w:t>
-            </w:r>
-            <w:proofErr w:type="spellStart"/>
-            <w:r>
-              <w:t>đã</w:t>
-            </w:r>
-            <w:proofErr w:type="spellEnd"/>
-            <w:r>
-              <w:t xml:space="preserve"> </w:t>
-            </w:r>
-            <w:proofErr w:type="spellStart"/>
-            <w:r>
-              <w:t>từng</w:t>
-            </w:r>
-            <w:proofErr w:type="spellEnd"/>
-            <w:r>
-              <w:t xml:space="preserve"> </w:t>
-            </w:r>
-            <w:proofErr w:type="spellStart"/>
-            <w:r>
-              <w:t>mua</w:t>
-            </w:r>
-            <w:proofErr w:type="spellEnd"/>
-            <w:r>
-              <w:t xml:space="preserve"> </w:t>
-            </w:r>
-            <w:proofErr w:type="spellStart"/>
-            <w:r>
-              <w:t>và</w:t>
-            </w:r>
-            <w:proofErr w:type="spellEnd"/>
-            <w:r>
-              <w:t xml:space="preserve"> </w:t>
-            </w:r>
-            <w:proofErr w:type="spellStart"/>
-            <w:r>
-              <w:t>tiếp</w:t>
-            </w:r>
-            <w:proofErr w:type="spellEnd"/>
-            <w:r>
-              <w:t xml:space="preserve"> </w:t>
-            </w:r>
-            <w:proofErr w:type="spellStart"/>
-            <w:r>
-              <w:t>tục</w:t>
-            </w:r>
-            <w:proofErr w:type="spellEnd"/>
-            <w:r>
-              <w:t xml:space="preserve"> </w:t>
-            </w:r>
-            <w:proofErr w:type="spellStart"/>
-            <w:r>
-              <w:t>mua</w:t>
-            </w:r>
-            <w:proofErr w:type="spellEnd"/>
-            <w:r>
-              <w:t xml:space="preserve"> </w:t>
-            </w:r>
-            <w:proofErr w:type="spellStart"/>
-            <w:r>
-              <w:t>trong</w:t>
-            </w:r>
-            <w:proofErr w:type="spellEnd"/>
-            <w:r>
-              <w:t xml:space="preserve"> </w:t>
-            </w:r>
-            <w:proofErr w:type="spellStart"/>
-            <w:r>
-              <w:t>kỳ</w:t>
-            </w:r>
-            <w:proofErr w:type="spellEnd"/>
+            <w:r>
+              <w:t>Tổng giá trị dự kiến của toàn bộ các cơ hội đang trong phễu</w:t>
+            </w:r>
           </w:p>
         </w:tc>
         <w:tc>
           <w:tcPr>
-            <w:tcW w:w="3544" w:type="dxa"/>
-            <w:hideMark/>
+            <w:tcW w:type="dxa" w:w="3544"/>
           </w:tcPr>
           <w:p>
             <w:r>
-              <w:t xml:space="preserve">So </w:t>
-            </w:r>
-            <w:proofErr w:type="spellStart"/>
-            <w:r>
-              <w:t>với</w:t>
-            </w:r>
-            <w:proofErr w:type="spellEnd"/>
-            <w:r>
-              <w:t xml:space="preserve"> </w:t>
-            </w:r>
-            <w:proofErr w:type="spellStart"/>
-            <w:r>
-              <w:t>kỳ</w:t>
-            </w:r>
-            <w:proofErr w:type="spellEnd"/>
-            <w:r>
-              <w:t xml:space="preserve"> </w:t>
-            </w:r>
-            <w:proofErr w:type="spellStart"/>
-            <w:r>
-              <w:t>trước</w:t>
-            </w:r>
-            <w:proofErr w:type="spellEnd"/>
+              <w:t>So với kỳ trước</w:t>
+            </w:r>
           </w:p>
         </w:tc>
       </w:tr>
       <w:tr>
-        <w:trPr>
-          <w:trHeight w:val="476"/>
-        </w:trPr>
         <w:tc>
           <w:tcPr>
-            <w:tcW w:w="1705" w:type="dxa"/>
-            <w:hideMark/>
+            <w:tcW w:type="dxa" w:w="1705"/>
           </w:tcPr>
           <w:p>
-            <w:proofErr w:type="spellStart"/>
-            <w:r>
-              <w:rPr>
-                <w:b/>
-                <w:bCs/>
-              </w:rPr>
-              <w:t>Đơn</w:t>
-            </w:r>
-            <w:proofErr w:type="spellEnd"/>
-            <w:r>
-              <w:rPr>
-                <w:b/>
-                <w:bCs/>
-              </w:rPr>
-              <w:t xml:space="preserve"> </w:t>
-            </w:r>
-            <w:proofErr w:type="spellStart"/>
-            <w:r>
-              <w:rPr>
-                <w:b/>
-                <w:bCs/>
-              </w:rPr>
-              <w:t>chốt</w:t>
-            </w:r>
-            <w:proofErr w:type="spellEnd"/>
+            <w:r>
+              <w:t>Khách mới &amp; Khách quay lại</w:t>
+            </w:r>
           </w:p>
         </w:tc>
         <w:tc>
           <w:tcPr>
-            <w:tcW w:w="3960" w:type="dxa"/>
-            <w:hideMark/>
+            <w:tcW w:type="dxa" w:w="3960"/>
           </w:tcPr>
           <w:p>
-            <w:proofErr w:type="spellStart"/>
-            <w:r>
-              <w:t>Số</w:t>
-            </w:r>
-            <w:proofErr w:type="spellEnd"/>
-            <w:r>
-              <w:t xml:space="preserve"> </w:t>
-            </w:r>
-            <w:proofErr w:type="spellStart"/>
-            <w:r>
-              <w:t>đơn</w:t>
-            </w:r>
-            <w:proofErr w:type="spellEnd"/>
-            <w:r>
-              <w:t xml:space="preserve"> </w:t>
-            </w:r>
-            <w:proofErr w:type="spellStart"/>
-            <w:r>
-              <w:t>hàng</w:t>
-            </w:r>
-            <w:proofErr w:type="spellEnd"/>
-            <w:r>
-              <w:t xml:space="preserve"> </w:t>
-            </w:r>
-            <w:proofErr w:type="spellStart"/>
-            <w:r>
-              <w:t>đã</w:t>
-            </w:r>
-            <w:proofErr w:type="spellEnd"/>
-            <w:r>
-              <w:t xml:space="preserve"> </w:t>
-            </w:r>
-            <w:proofErr w:type="spellStart"/>
-            <w:r>
-              <w:t>chốt</w:t>
-            </w:r>
-            <w:proofErr w:type="spellEnd"/>
-            <w:r>
-              <w:t xml:space="preserve"> </w:t>
-            </w:r>
-            <w:proofErr w:type="spellStart"/>
-            <w:r>
-              <w:t>trong</w:t>
-            </w:r>
-            <w:proofErr w:type="spellEnd"/>
-            <w:r>
-              <w:t xml:space="preserve"> </w:t>
-            </w:r>
-            <w:proofErr w:type="spellStart"/>
-            <w:r>
-              <w:t>kỳ</w:t>
-            </w:r>
-            <w:proofErr w:type="spellEnd"/>
+            <w:r>
+              <w:t>Số lượng khách hàng mới và khách quay lại mua trong tuần/tháng (+5 KH tuần này)</w:t>
+            </w:r>
           </w:p>
         </w:tc>
         <w:tc>
           <w:tcPr>
-            <w:tcW w:w="3544" w:type="dxa"/>
-            <w:hideMark/>
+            <w:tcW w:type="dxa" w:w="3544"/>
           </w:tcPr>
           <w:p>
             <w:r>
-              <w:t xml:space="preserve">So </w:t>
-            </w:r>
-            <w:proofErr w:type="spellStart"/>
-            <w:r>
-              <w:t>với</w:t>
-            </w:r>
-            <w:proofErr w:type="spellEnd"/>
-            <w:r>
-              <w:t xml:space="preserve"> </w:t>
-            </w:r>
-            <w:proofErr w:type="spellStart"/>
-            <w:r>
-              <w:t>kỳ</w:t>
-            </w:r>
-            <w:proofErr w:type="spellEnd"/>
-            <w:r>
-              <w:t xml:space="preserve"> </w:t>
-            </w:r>
-            <w:proofErr w:type="spellStart"/>
-            <w:r>
-              <w:t>trước</w:t>
-            </w:r>
-            <w:proofErr w:type="spellEnd"/>
+              <w:t>So với kỳ trước</w:t>
+            </w:r>
           </w:p>
         </w:tc>
       </w:tr>
     </w:tbl>
     <w:p>
-      <w:proofErr w:type="spellStart"/>
-      <w:r>
-        <w:t>Bộ</w:t>
-      </w:r>
-      <w:proofErr w:type="spellEnd"/>
-      <w:r>
-        <w:t xml:space="preserve"> </w:t>
-      </w:r>
-      <w:proofErr w:type="spellStart"/>
-      <w:r>
-        <w:t>lọc</w:t>
-      </w:r>
-      <w:proofErr w:type="spellEnd"/>
-      <w:r>
-        <w:t xml:space="preserve"> </w:t>
-      </w:r>
-      <w:proofErr w:type="spellStart"/>
-      <w:r>
-        <w:t>kỳ</w:t>
-      </w:r>
-      <w:proofErr w:type="spellEnd"/>
-      <w:r>
-        <w:t xml:space="preserve">: </w:t>
-      </w:r>
-      <w:proofErr w:type="spellStart"/>
-      <w:r>
-        <w:t>Tháng</w:t>
-      </w:r>
-      <w:proofErr w:type="spellEnd"/>
-      <w:r>
-        <w:t xml:space="preserve"> </w:t>
-      </w:r>
-      <w:proofErr w:type="spellStart"/>
-      <w:r>
-        <w:t>này</w:t>
-      </w:r>
-      <w:proofErr w:type="spellEnd"/>
-      <w:r>
-        <w:t xml:space="preserve"> / </w:t>
-      </w:r>
-      <w:proofErr w:type="spellStart"/>
-      <w:r>
-        <w:t>Tháng</w:t>
-      </w:r>
-      <w:proofErr w:type="spellEnd"/>
-      <w:r>
-        <w:t xml:space="preserve"> </w:t>
-      </w:r>
-      <w:proofErr w:type="spellStart"/>
-      <w:r>
-        <w:t>trước</w:t>
-      </w:r>
-      <w:proofErr w:type="spellEnd"/>
-      <w:r>
-        <w:t xml:space="preserve"> / Quý </w:t>
-      </w:r>
-      <w:proofErr w:type="spellStart"/>
-      <w:r>
-        <w:t>này</w:t>
-      </w:r>
-      <w:proofErr w:type="spellEnd"/>
-      <w:r>
-        <w:t xml:space="preserve"> / </w:t>
-      </w:r>
-      <w:proofErr w:type="spellStart"/>
-      <w:r>
-        <w:t>Năm</w:t>
-      </w:r>
-      <w:proofErr w:type="spellEnd"/>
-      <w:r>
-        <w:t xml:space="preserve"> nay / Tùy </w:t>
-      </w:r>
-      <w:proofErr w:type="spellStart"/>
-      <w:r>
-        <w:t>chọn</w:t>
-      </w:r>
-      <w:proofErr w:type="spellEnd"/>
-      <w:r>
-        <w:t>.</w:t>
+      <w:r>
+        <w:t>• Thanh Notify: 🔔 3 khách quá hạn chăm sóc | 2 SKU sắp hết | 1 cơ hội sắp đến hạn chốt</w:t>
+        <w:br/>
+        <w:t>• 4 Ô KPI: Doanh thu thực tế (+% so với tháng trước) | Cơ hội thành công (VD: 15/20 cơ hội, 75% KPI) | Tổng giá trị cơ hội | Khách mới &amp; Khách quay lại (+5 KH tuần này).</w:t>
       </w:r>
     </w:p>
     <w:p>
       <w:r>
-        <w:rPr>
-          <w:b/>
-          <w:bCs/>
-        </w:rPr>
-        <w:t xml:space="preserve">Khu </w:t>
-      </w:r>
-      <w:proofErr w:type="spellStart"/>
-      <w:r>
-        <w:rPr>
-          <w:b/>
-          <w:bCs/>
-        </w:rPr>
-        <w:t>vực</w:t>
-      </w:r>
-      <w:proofErr w:type="spellEnd"/>
-      <w:r>
-        <w:rPr>
-          <w:b/>
-          <w:bCs/>
-        </w:rPr>
-        <w:t xml:space="preserve"> 1 — </w:t>
-      </w:r>
-      <w:proofErr w:type="spellStart"/>
-      <w:r>
-        <w:rPr>
-          <w:b/>
-          <w:bCs/>
-        </w:rPr>
-        <w:t>Khách</w:t>
-      </w:r>
-      <w:proofErr w:type="spellEnd"/>
-      <w:r>
-        <w:rPr>
-          <w:b/>
-          <w:bCs/>
-        </w:rPr>
-        <w:t xml:space="preserve"> </w:t>
-      </w:r>
-      <w:proofErr w:type="spellStart"/>
-      <w:r>
-        <w:rPr>
-          <w:b/>
-          <w:bCs/>
-        </w:rPr>
-        <w:t>hàng</w:t>
-      </w:r>
-      <w:proofErr w:type="spellEnd"/>
-      <w:r>
-        <w:rPr>
-          <w:b/>
-          <w:bCs/>
-        </w:rPr>
-        <w:t>:</w:t>
+        <w:t>Khu vực 1 — Khách hàng, Phễu cơ hội &amp; Sự kiện:</w:t>
       </w:r>
     </w:p>
     <w:tbl>
@@ -10547,630 +9677,119 @@
         </w:tc>
       </w:tr>
       <w:tr>
-        <w:trPr>
-          <w:trHeight w:val="766"/>
-        </w:trPr>
         <w:tc>
           <w:tcPr>
-            <w:tcW w:w="0" w:type="auto"/>
-            <w:hideMark/>
+            <w:tcW w:type="dxa" w:w="2514"/>
           </w:tcPr>
           <w:p>
-            <w:proofErr w:type="spellStart"/>
-            <w:r>
-              <w:lastRenderedPageBreak/>
-              <w:t>Biểu</w:t>
-            </w:r>
-            <w:proofErr w:type="spellEnd"/>
-            <w:r>
-              <w:t xml:space="preserve"> </w:t>
-            </w:r>
-            <w:proofErr w:type="spellStart"/>
-            <w:r>
-              <w:t>đồ</w:t>
-            </w:r>
-            <w:proofErr w:type="spellEnd"/>
-            <w:r>
-              <w:t xml:space="preserve"> </w:t>
-            </w:r>
-            <w:proofErr w:type="spellStart"/>
-            <w:r>
-              <w:t>tròn</w:t>
-            </w:r>
-            <w:proofErr w:type="spellEnd"/>
+            <w:r>
+              <w:t>Biểu đồ tỷ lệ khách hàng</w:t>
+            </w:r>
           </w:p>
         </w:tc>
         <w:tc>
           <w:tcPr>
-            <w:tcW w:w="0" w:type="auto"/>
-            <w:hideMark/>
+            <w:tcW w:type="dxa" w:w="6721"/>
           </w:tcPr>
           <w:p>
-            <w:proofErr w:type="spellStart"/>
-            <w:r>
-              <w:t>Số</w:t>
-            </w:r>
-            <w:proofErr w:type="spellEnd"/>
-            <w:r>
-              <w:t xml:space="preserve"> </w:t>
-            </w:r>
-            <w:proofErr w:type="spellStart"/>
-            <w:r>
-              <w:t>khách</w:t>
-            </w:r>
-            <w:proofErr w:type="spellEnd"/>
-            <w:r>
-              <w:t xml:space="preserve"> ở </w:t>
-            </w:r>
-            <w:proofErr w:type="spellStart"/>
-            <w:r>
-              <w:t>mỗi</w:t>
-            </w:r>
-            <w:proofErr w:type="spellEnd"/>
-            <w:r>
-              <w:t xml:space="preserve"> </w:t>
-            </w:r>
-            <w:proofErr w:type="spellStart"/>
-            <w:r>
-              <w:t>giai</w:t>
-            </w:r>
-            <w:proofErr w:type="spellEnd"/>
-            <w:r>
-              <w:t xml:space="preserve"> </w:t>
-            </w:r>
-            <w:proofErr w:type="spellStart"/>
-            <w:r>
-              <w:t>đoạn</w:t>
-            </w:r>
-            <w:proofErr w:type="spellEnd"/>
-            <w:r>
-              <w:t xml:space="preserve">: </w:t>
-            </w:r>
-            <w:proofErr w:type="spellStart"/>
-            <w:r>
-              <w:t>Khách</w:t>
-            </w:r>
-            <w:proofErr w:type="spellEnd"/>
-            <w:r>
-              <w:t xml:space="preserve"> </w:t>
-            </w:r>
-            <w:proofErr w:type="spellStart"/>
-            <w:r>
-              <w:t>mới</w:t>
-            </w:r>
-            <w:proofErr w:type="spellEnd"/>
-            <w:r>
-              <w:t xml:space="preserve">, </w:t>
-            </w:r>
-            <w:proofErr w:type="spellStart"/>
-            <w:r>
-              <w:t>Đang</w:t>
-            </w:r>
-            <w:proofErr w:type="spellEnd"/>
-            <w:r>
-              <w:t xml:space="preserve"> </w:t>
-            </w:r>
-            <w:proofErr w:type="spellStart"/>
-            <w:r>
-              <w:t>chăm</w:t>
-            </w:r>
-            <w:proofErr w:type="spellEnd"/>
-            <w:r>
-              <w:t xml:space="preserve">, </w:t>
-            </w:r>
-            <w:proofErr w:type="spellStart"/>
-            <w:r>
-              <w:t>Đã</w:t>
-            </w:r>
-            <w:proofErr w:type="spellEnd"/>
-            <w:r>
-              <w:t xml:space="preserve"> </w:t>
-            </w:r>
-            <w:proofErr w:type="spellStart"/>
-            <w:r>
-              <w:t>báo</w:t>
-            </w:r>
-            <w:proofErr w:type="spellEnd"/>
-            <w:r>
-              <w:t xml:space="preserve"> </w:t>
-            </w:r>
-            <w:proofErr w:type="spellStart"/>
-            <w:r>
-              <w:t>giá</w:t>
-            </w:r>
-            <w:proofErr w:type="spellEnd"/>
-            <w:r>
-              <w:t xml:space="preserve">, </w:t>
-            </w:r>
-            <w:proofErr w:type="spellStart"/>
-            <w:r>
-              <w:t>Đàm</w:t>
-            </w:r>
-            <w:proofErr w:type="spellEnd"/>
-            <w:r>
-              <w:t xml:space="preserve"> </w:t>
-            </w:r>
-            <w:proofErr w:type="spellStart"/>
-            <w:r>
-              <w:t>phán</w:t>
-            </w:r>
-            <w:proofErr w:type="spellEnd"/>
-            <w:r>
-              <w:t xml:space="preserve">, </w:t>
-            </w:r>
-            <w:proofErr w:type="spellStart"/>
-            <w:r>
-              <w:t>Đã</w:t>
-            </w:r>
-            <w:proofErr w:type="spellEnd"/>
-            <w:r>
-              <w:t xml:space="preserve"> </w:t>
-            </w:r>
-            <w:proofErr w:type="spellStart"/>
-            <w:r>
-              <w:t>chốt</w:t>
-            </w:r>
-            <w:proofErr w:type="spellEnd"/>
-            <w:r>
-              <w:t xml:space="preserve">, Nguy </w:t>
-            </w:r>
-            <w:proofErr w:type="spellStart"/>
-            <w:r>
-              <w:t>cơ</w:t>
-            </w:r>
-            <w:proofErr w:type="spellEnd"/>
-            <w:r>
-              <w:t xml:space="preserve"> </w:t>
-            </w:r>
-            <w:proofErr w:type="spellStart"/>
-            <w:r>
-              <w:t>mất</w:t>
-            </w:r>
-            <w:proofErr w:type="spellEnd"/>
+            <w:r>
+              <w:t>Phân chia 4 nhóm: KH Mục tiêu (30%), KH Tiềm năng (25%), KH Lâu chưa mua lại (25%), KH Đang bán (10%)</w:t>
+            </w:r>
           </w:p>
         </w:tc>
       </w:tr>
       <w:tr>
-        <w:trPr>
-          <w:trHeight w:val="780"/>
-        </w:trPr>
         <w:tc>
           <w:tcPr>
-            <w:tcW w:w="0" w:type="auto"/>
-            <w:hideMark/>
+            <w:tcW w:type="dxa" w:w="2514"/>
           </w:tcPr>
           <w:p>
             <w:r>
-              <w:t xml:space="preserve">Top 5 </w:t>
-            </w:r>
-            <w:proofErr w:type="spellStart"/>
-            <w:r>
-              <w:t>khách</w:t>
-            </w:r>
-            <w:proofErr w:type="spellEnd"/>
-            <w:r>
-              <w:t xml:space="preserve"> </w:t>
-            </w:r>
-            <w:proofErr w:type="spellStart"/>
-            <w:r>
-              <w:t>cần</w:t>
-            </w:r>
-            <w:proofErr w:type="spellEnd"/>
-            <w:r>
-              <w:t xml:space="preserve"> </w:t>
-            </w:r>
-            <w:proofErr w:type="spellStart"/>
-            <w:r>
-              <w:t>chăm</w:t>
-            </w:r>
-            <w:proofErr w:type="spellEnd"/>
-            <w:r>
-              <w:t xml:space="preserve"> </w:t>
-            </w:r>
-            <w:proofErr w:type="spellStart"/>
-            <w:r>
-              <w:t>hôm</w:t>
-            </w:r>
-            <w:proofErr w:type="spellEnd"/>
-            <w:r>
-              <w:t xml:space="preserve"> nay</w:t>
+              <w:t>Biểu đồ Phễu cơ hội</w:t>
             </w:r>
           </w:p>
         </w:tc>
         <w:tc>
           <w:tcPr>
-            <w:tcW w:w="0" w:type="auto"/>
-            <w:hideMark/>
+            <w:tcW w:type="dxa" w:w="6721"/>
           </w:tcPr>
           <w:p>
             <w:r>
-              <w:t xml:space="preserve">Danh </w:t>
-            </w:r>
-            <w:proofErr w:type="spellStart"/>
-            <w:r>
-              <w:t>sách</w:t>
-            </w:r>
-            <w:proofErr w:type="spellEnd"/>
-            <w:r>
-              <w:t xml:space="preserve"> </w:t>
-            </w:r>
-            <w:proofErr w:type="spellStart"/>
-            <w:r>
-              <w:t>khách</w:t>
-            </w:r>
-            <w:proofErr w:type="spellEnd"/>
-            <w:r>
-              <w:t xml:space="preserve"> </w:t>
-            </w:r>
-            <w:proofErr w:type="spellStart"/>
-            <w:r>
-              <w:t>quá</w:t>
-            </w:r>
-            <w:proofErr w:type="spellEnd"/>
-            <w:r>
-              <w:t xml:space="preserve"> </w:t>
-            </w:r>
-            <w:proofErr w:type="spellStart"/>
-            <w:r>
-              <w:t>hạn</w:t>
-            </w:r>
-            <w:proofErr w:type="spellEnd"/>
-            <w:r>
-              <w:t xml:space="preserve"> </w:t>
-            </w:r>
-            <w:proofErr w:type="spellStart"/>
-            <w:r>
-              <w:t>hoặc</w:t>
-            </w:r>
-            <w:proofErr w:type="spellEnd"/>
-            <w:r>
-              <w:t xml:space="preserve"> </w:t>
-            </w:r>
-            <w:proofErr w:type="spellStart"/>
-            <w:r>
-              <w:t>sắp</w:t>
-            </w:r>
-            <w:proofErr w:type="spellEnd"/>
-            <w:r>
-              <w:t xml:space="preserve"> </w:t>
-            </w:r>
-            <w:proofErr w:type="spellStart"/>
-            <w:r>
-              <w:t>đến</w:t>
-            </w:r>
-            <w:proofErr w:type="spellEnd"/>
-            <w:r>
-              <w:t xml:space="preserve"> </w:t>
-            </w:r>
-            <w:proofErr w:type="spellStart"/>
-            <w:r>
-              <w:t>hạn</w:t>
-            </w:r>
-            <w:proofErr w:type="spellEnd"/>
-            <w:r>
-              <w:t xml:space="preserve"> </w:t>
-            </w:r>
-            <w:proofErr w:type="spellStart"/>
-            <w:r>
-              <w:t>liên</w:t>
-            </w:r>
-            <w:proofErr w:type="spellEnd"/>
-            <w:r>
-              <w:t xml:space="preserve"> </w:t>
-            </w:r>
-            <w:proofErr w:type="spellStart"/>
-            <w:r>
-              <w:t>hệ</w:t>
-            </w:r>
-            <w:proofErr w:type="spellEnd"/>
-            <w:r>
-              <w:t xml:space="preserve">, </w:t>
-            </w:r>
-            <w:proofErr w:type="spellStart"/>
-            <w:r>
-              <w:t>kèm</w:t>
-            </w:r>
-            <w:proofErr w:type="spellEnd"/>
-            <w:r>
-              <w:t xml:space="preserve"> </w:t>
-            </w:r>
-            <w:proofErr w:type="spellStart"/>
-            <w:r>
-              <w:t>số</w:t>
-            </w:r>
-            <w:proofErr w:type="spellEnd"/>
-            <w:r>
-              <w:t xml:space="preserve"> </w:t>
-            </w:r>
-            <w:proofErr w:type="spellStart"/>
-            <w:r>
-              <w:t>ngày</w:t>
-            </w:r>
-            <w:proofErr w:type="spellEnd"/>
+              <w:t>Trực quan hóa phễu 5 giai đoạn: Mới → Tư vấn → Báo giá → Đàm phán → Chốt đơn, hiển thị số lượng &amp; tỷ lệ chuyển đổi</w:t>
+            </w:r>
           </w:p>
         </w:tc>
       </w:tr>
       <w:tr>
-        <w:trPr>
-          <w:trHeight w:val="448"/>
-        </w:trPr>
         <w:tc>
           <w:tcPr>
-            <w:tcW w:w="0" w:type="auto"/>
-            <w:hideMark/>
+            <w:tcW w:type="dxa" w:w="2514"/>
           </w:tcPr>
           <w:p>
-            <w:proofErr w:type="spellStart"/>
-            <w:r>
-              <w:t>Số</w:t>
-            </w:r>
-            <w:proofErr w:type="spellEnd"/>
-            <w:r>
-              <w:t xml:space="preserve"> </w:t>
-            </w:r>
-            <w:proofErr w:type="spellStart"/>
-            <w:r>
-              <w:t>khách</w:t>
-            </w:r>
-            <w:proofErr w:type="spellEnd"/>
-            <w:r>
-              <w:t xml:space="preserve"> </w:t>
-            </w:r>
-            <w:proofErr w:type="spellStart"/>
-            <w:r>
-              <w:t>nguy</w:t>
-            </w:r>
-            <w:proofErr w:type="spellEnd"/>
-            <w:r>
-              <w:t xml:space="preserve"> </w:t>
-            </w:r>
-            <w:proofErr w:type="spellStart"/>
-            <w:r>
-              <w:t>cơ</w:t>
-            </w:r>
-            <w:proofErr w:type="spellEnd"/>
-            <w:r>
-              <w:t xml:space="preserve"> </w:t>
-            </w:r>
-            <w:proofErr w:type="spellStart"/>
-            <w:r>
-              <w:t>mất</w:t>
-            </w:r>
-            <w:proofErr w:type="spellEnd"/>
+            <w:r>
+              <w:t>Biểu đồ Phễu khách hàng</w:t>
+            </w:r>
           </w:p>
         </w:tc>
         <w:tc>
           <w:tcPr>
-            <w:tcW w:w="0" w:type="auto"/>
-            <w:hideMark/>
+            <w:tcW w:type="dxa" w:w="6721"/>
           </w:tcPr>
           <w:p>
-            <w:proofErr w:type="spellStart"/>
-            <w:r>
-              <w:t>Đếm</w:t>
-            </w:r>
-            <w:proofErr w:type="spellEnd"/>
-            <w:r>
-              <w:t xml:space="preserve"> </w:t>
-            </w:r>
-            <w:proofErr w:type="spellStart"/>
-            <w:r>
-              <w:t>số</w:t>
-            </w:r>
-            <w:proofErr w:type="spellEnd"/>
-            <w:r>
-              <w:t xml:space="preserve"> </w:t>
-            </w:r>
-            <w:proofErr w:type="spellStart"/>
-            <w:r>
-              <w:t>khách</w:t>
-            </w:r>
-            <w:proofErr w:type="spellEnd"/>
-            <w:r>
-              <w:t xml:space="preserve"> </w:t>
-            </w:r>
-            <w:proofErr w:type="spellStart"/>
-            <w:r>
-              <w:t>đã</w:t>
-            </w:r>
-            <w:proofErr w:type="spellEnd"/>
-            <w:r>
-              <w:t xml:space="preserve"> </w:t>
-            </w:r>
-            <w:proofErr w:type="spellStart"/>
-            <w:r>
-              <w:t>quá</w:t>
-            </w:r>
-            <w:proofErr w:type="spellEnd"/>
-            <w:r>
-              <w:t xml:space="preserve"> chu </w:t>
-            </w:r>
-            <w:proofErr w:type="spellStart"/>
-            <w:r>
-              <w:t>kỳ</w:t>
-            </w:r>
-            <w:proofErr w:type="spellEnd"/>
-            <w:r>
-              <w:t xml:space="preserve"> 2 </w:t>
-            </w:r>
-            <w:proofErr w:type="spellStart"/>
-            <w:r>
-              <w:t>lần</w:t>
-            </w:r>
-            <w:proofErr w:type="spellEnd"/>
-            <w:r>
-              <w:t xml:space="preserve"> </w:t>
-            </w:r>
-            <w:proofErr w:type="spellStart"/>
-            <w:r>
-              <w:t>chưa</w:t>
-            </w:r>
-            <w:proofErr w:type="spellEnd"/>
-            <w:r>
-              <w:t xml:space="preserve"> </w:t>
-            </w:r>
-            <w:proofErr w:type="spellStart"/>
-            <w:r>
-              <w:t>mua</w:t>
-            </w:r>
-            <w:proofErr w:type="spellEnd"/>
-            <w:r>
-              <w:t xml:space="preserve"> </w:t>
-            </w:r>
-            <w:proofErr w:type="spellStart"/>
-            <w:r>
-              <w:t>lại</w:t>
-            </w:r>
-            <w:proofErr w:type="spellEnd"/>
+            <w:r>
+              <w:t>Thể hiện tỷ lệ % chuyển đổi khách hàng qua từng giai đoạn chăm sóc</w:t>
+            </w:r>
           </w:p>
         </w:tc>
       </w:tr>
       <w:tr>
-        <w:trPr>
-          <w:trHeight w:val="462"/>
-        </w:trPr>
         <w:tc>
           <w:tcPr>
-            <w:tcW w:w="0" w:type="auto"/>
-            <w:hideMark/>
+            <w:tcW w:type="dxa" w:w="2514"/>
           </w:tcPr>
           <w:p>
-            <w:proofErr w:type="spellStart"/>
-            <w:r>
-              <w:t>Nút</w:t>
-            </w:r>
-            <w:proofErr w:type="spellEnd"/>
-            <w:r>
-              <w:t xml:space="preserve"> </w:t>
-            </w:r>
-            <w:proofErr w:type="spellStart"/>
-            <w:r>
-              <w:t>hành</w:t>
-            </w:r>
-            <w:proofErr w:type="spellEnd"/>
-            <w:r>
-              <w:t xml:space="preserve"> </w:t>
-            </w:r>
-            <w:proofErr w:type="spellStart"/>
-            <w:r>
-              <w:t>động</w:t>
-            </w:r>
-            <w:proofErr w:type="spellEnd"/>
+            <w:r>
+              <w:t>Cảnh báo sự kiện khách hàng</w:t>
+            </w:r>
           </w:p>
         </w:tc>
         <w:tc>
           <w:tcPr>
-            <w:tcW w:w="0" w:type="auto"/>
-            <w:hideMark/>
+            <w:tcW w:type="dxa" w:w="6721"/>
           </w:tcPr>
           <w:p>
             <w:r>
-              <w:t xml:space="preserve">Click </w:t>
-            </w:r>
-            <w:proofErr w:type="spellStart"/>
-            <w:r>
-              <w:t>vào</w:t>
-            </w:r>
-            <w:proofErr w:type="spellEnd"/>
-            <w:r>
-              <w:t xml:space="preserve"> </w:t>
-            </w:r>
-            <w:proofErr w:type="spellStart"/>
-            <w:r>
-              <w:t>khách</w:t>
-            </w:r>
-            <w:proofErr w:type="spellEnd"/>
-            <w:r>
-              <w:t xml:space="preserve"> → </w:t>
-            </w:r>
-            <w:proofErr w:type="spellStart"/>
-            <w:r>
-              <w:t>mở</w:t>
-            </w:r>
-            <w:proofErr w:type="spellEnd"/>
-            <w:r>
-              <w:t xml:space="preserve"> </w:t>
-            </w:r>
-            <w:proofErr w:type="spellStart"/>
-            <w:r>
-              <w:t>hồ</w:t>
-            </w:r>
-            <w:proofErr w:type="spellEnd"/>
-            <w:r>
-              <w:t xml:space="preserve"> </w:t>
-            </w:r>
-            <w:proofErr w:type="spellStart"/>
-            <w:r>
-              <w:t>sơ</w:t>
-            </w:r>
-            <w:proofErr w:type="spellEnd"/>
-            <w:r>
-              <w:t xml:space="preserve">, </w:t>
-            </w:r>
-            <w:proofErr w:type="spellStart"/>
-            <w:r>
-              <w:t>gọi</w:t>
-            </w:r>
-            <w:proofErr w:type="spellEnd"/>
-            <w:r>
-              <w:t xml:space="preserve"> </w:t>
-            </w:r>
-            <w:proofErr w:type="spellStart"/>
-            <w:r>
-              <w:t>điện</w:t>
-            </w:r>
-            <w:proofErr w:type="spellEnd"/>
-            <w:r>
-              <w:t xml:space="preserve">, </w:t>
-            </w:r>
-            <w:proofErr w:type="spellStart"/>
-            <w:r>
-              <w:t>ghi</w:t>
-            </w:r>
-            <w:proofErr w:type="spellEnd"/>
-            <w:r>
-              <w:t xml:space="preserve"> </w:t>
-            </w:r>
-            <w:proofErr w:type="spellStart"/>
-            <w:r>
-              <w:t>chú</w:t>
-            </w:r>
-            <w:proofErr w:type="spellEnd"/>
-            <w:r>
-              <w:t xml:space="preserve"> </w:t>
-            </w:r>
-            <w:proofErr w:type="spellStart"/>
-            <w:r>
-              <w:t>nhanh</w:t>
-            </w:r>
-            <w:proofErr w:type="spellEnd"/>
+              <w:t>Highlight tự động ngày sinh nhật, ngày kỷ niệm hoặc sự kiện quan trọng của khách hàng trên giao diện</w:t>
+            </w:r>
+          </w:p>
+        </w:tc>
+      </w:tr>
+      <w:tr>
+        <w:tc>
+          <w:tcPr>
+            <w:tcW w:type="dxa" w:w="2514"/>
+          </w:tcPr>
+          <w:p>
+            <w:r>
+              <w:t>Nút hành động nhanh</w:t>
+            </w:r>
+          </w:p>
+        </w:tc>
+        <w:tc>
+          <w:tcPr>
+            <w:tcW w:type="dxa" w:w="6721"/>
+          </w:tcPr>
+          <w:p>
+            <w:r>
+              <w:t>Click trực tiếp vào khách hàng trên phễu để mở hồ sơ, gọi điện hoặc tạo ghi chú nhanh</w:t>
+            </w:r>
           </w:p>
         </w:tc>
       </w:tr>
     </w:tbl>
     <w:p>
       <w:r>
-        <w:rPr>
-          <w:b/>
-          <w:bCs/>
-        </w:rPr>
-        <w:t xml:space="preserve">Khu </w:t>
-      </w:r>
-      <w:proofErr w:type="spellStart"/>
-      <w:r>
-        <w:rPr>
-          <w:b/>
-          <w:bCs/>
-        </w:rPr>
-        <w:t>vực</w:t>
-      </w:r>
-      <w:proofErr w:type="spellEnd"/>
-      <w:r>
-        <w:rPr>
-          <w:b/>
-          <w:bCs/>
-        </w:rPr>
-        <w:t xml:space="preserve"> 2 — Kho:</w:t>
+        <w:t>Khu vực 2 — Kế hoạch hành động (Nhiệm vụ &amp; Lịch hẹn):</w:t>
       </w:r>
     </w:p>
     <w:tbl>
@@ -11221,834 +9840,135 @@
         </w:tc>
       </w:tr>
       <w:tr>
-        <w:trPr>
-          <w:trHeight w:val="911"/>
-        </w:trPr>
         <w:tc>
           <w:tcPr>
-            <w:tcW w:w="0" w:type="auto"/>
-            <w:hideMark/>
+            <w:tcW w:type="dxa" w:w="3399"/>
           </w:tcPr>
           <w:p>
-            <w:proofErr w:type="spellStart"/>
-            <w:r>
-              <w:t>Tổng</w:t>
-            </w:r>
-            <w:proofErr w:type="spellEnd"/>
-            <w:r>
-              <w:t xml:space="preserve"> </w:t>
-            </w:r>
-            <w:proofErr w:type="spellStart"/>
-            <w:r>
-              <w:t>giá</w:t>
-            </w:r>
-            <w:proofErr w:type="spellEnd"/>
-            <w:r>
-              <w:t xml:space="preserve"> </w:t>
-            </w:r>
-            <w:proofErr w:type="spellStart"/>
-            <w:r>
-              <w:t>trị</w:t>
-            </w:r>
-            <w:proofErr w:type="spellEnd"/>
-            <w:r>
-              <w:t xml:space="preserve"> </w:t>
-            </w:r>
-            <w:proofErr w:type="spellStart"/>
-            <w:r>
-              <w:t>tồn</w:t>
-            </w:r>
-            <w:proofErr w:type="spellEnd"/>
-            <w:r>
-              <w:t xml:space="preserve"> </w:t>
-            </w:r>
-            <w:proofErr w:type="spellStart"/>
-            <w:r>
-              <w:t>kho</w:t>
-            </w:r>
-            <w:proofErr w:type="spellEnd"/>
+            <w:r>
+              <w:t>Tổng giá trị tồn kho</w:t>
+            </w:r>
           </w:p>
         </w:tc>
         <w:tc>
           <w:tcPr>
-            <w:tcW w:w="0" w:type="auto"/>
-            <w:hideMark/>
+            <w:tcW w:type="dxa" w:w="5868"/>
           </w:tcPr>
           <w:p>
-            <w:proofErr w:type="spellStart"/>
-            <w:r>
-              <w:t>Tổng</w:t>
-            </w:r>
-            <w:proofErr w:type="spellEnd"/>
-            <w:r>
-              <w:t xml:space="preserve"> </w:t>
-            </w:r>
-            <w:proofErr w:type="spellStart"/>
-            <w:r>
-              <w:t>tiền</w:t>
-            </w:r>
-            <w:proofErr w:type="spellEnd"/>
-            <w:r>
-              <w:t xml:space="preserve"> </w:t>
-            </w:r>
-            <w:proofErr w:type="spellStart"/>
-            <w:r>
-              <w:t>hàng</w:t>
-            </w:r>
-            <w:proofErr w:type="spellEnd"/>
-            <w:r>
-              <w:t xml:space="preserve"> </w:t>
-            </w:r>
-            <w:proofErr w:type="spellStart"/>
-            <w:r>
-              <w:t>đang</w:t>
-            </w:r>
-            <w:proofErr w:type="spellEnd"/>
-            <w:r>
-              <w:t xml:space="preserve"> </w:t>
-            </w:r>
-            <w:proofErr w:type="spellStart"/>
-            <w:r>
-              <w:t>nằm</w:t>
-            </w:r>
-            <w:proofErr w:type="spellEnd"/>
-            <w:r>
-              <w:t xml:space="preserve"> </w:t>
-            </w:r>
-            <w:proofErr w:type="spellStart"/>
-            <w:r>
-              <w:t>trong</w:t>
-            </w:r>
-            <w:proofErr w:type="spellEnd"/>
-            <w:r>
-              <w:t xml:space="preserve"> </w:t>
-            </w:r>
-            <w:proofErr w:type="spellStart"/>
-            <w:r>
-              <w:t>kho</w:t>
-            </w:r>
-            <w:proofErr w:type="spellEnd"/>
+            <w:r>
+              <w:t>Tổng giá trị tiền hàng hiện đang nằm trong kho theo thời gian thực</w:t>
+            </w:r>
           </w:p>
         </w:tc>
       </w:tr>
       <w:tr>
-        <w:trPr>
-          <w:trHeight w:val="940"/>
-        </w:trPr>
         <w:tc>
           <w:tcPr>
-            <w:tcW w:w="0" w:type="auto"/>
-            <w:hideMark/>
+            <w:tcW w:type="dxa" w:w="3399"/>
           </w:tcPr>
           <w:p>
-            <w:proofErr w:type="spellStart"/>
-            <w:r>
-              <w:t>Số</w:t>
-            </w:r>
-            <w:proofErr w:type="spellEnd"/>
-            <w:r>
-              <w:t xml:space="preserve"> SKU</w:t>
+            <w:r>
+              <w:t>Số SKU quản lý</w:t>
             </w:r>
           </w:p>
         </w:tc>
         <w:tc>
           <w:tcPr>
-            <w:tcW w:w="0" w:type="auto"/>
-            <w:hideMark/>
+            <w:tcW w:type="dxa" w:w="5868"/>
           </w:tcPr>
           <w:p>
-            <w:proofErr w:type="spellStart"/>
-            <w:r>
-              <w:t>Tổng</w:t>
-            </w:r>
-            <w:proofErr w:type="spellEnd"/>
-            <w:r>
-              <w:t xml:space="preserve"> </w:t>
-            </w:r>
-            <w:proofErr w:type="spellStart"/>
-            <w:r>
-              <w:t>số</w:t>
-            </w:r>
-            <w:proofErr w:type="spellEnd"/>
-            <w:r>
-              <w:t xml:space="preserve"> </w:t>
-            </w:r>
-            <w:proofErr w:type="spellStart"/>
-            <w:r>
-              <w:t>mặt</w:t>
-            </w:r>
-            <w:proofErr w:type="spellEnd"/>
-            <w:r>
-              <w:t xml:space="preserve"> </w:t>
-            </w:r>
-            <w:proofErr w:type="spellStart"/>
-            <w:r>
-              <w:t>hàng</w:t>
-            </w:r>
-            <w:proofErr w:type="spellEnd"/>
-            <w:r>
-              <w:t xml:space="preserve"> </w:t>
-            </w:r>
-            <w:proofErr w:type="spellStart"/>
-            <w:r>
-              <w:t>đang</w:t>
-            </w:r>
-            <w:proofErr w:type="spellEnd"/>
-            <w:r>
-              <w:t xml:space="preserve"> </w:t>
-            </w:r>
-            <w:proofErr w:type="spellStart"/>
-            <w:r>
-              <w:t>quản</w:t>
-            </w:r>
-            <w:proofErr w:type="spellEnd"/>
-            <w:r>
-              <w:t xml:space="preserve"> </w:t>
-            </w:r>
-            <w:proofErr w:type="spellStart"/>
-            <w:r>
-              <w:t>lý</w:t>
-            </w:r>
-            <w:proofErr w:type="spellEnd"/>
+            <w:r>
+              <w:t>Tổng số mã hàng (SKU) đang theo dõi và kinh doanh (VD: 245 SKU)</w:t>
+            </w:r>
           </w:p>
         </w:tc>
       </w:tr>
       <w:tr>
-        <w:trPr>
-          <w:trHeight w:val="911"/>
-        </w:trPr>
         <w:tc>
           <w:tcPr>
-            <w:tcW w:w="0" w:type="auto"/>
-            <w:hideMark/>
+            <w:tcW w:type="dxa" w:w="3399"/>
           </w:tcPr>
           <w:p>
-            <w:proofErr w:type="spellStart"/>
-            <w:r>
-              <w:t>Số</w:t>
-            </w:r>
-            <w:proofErr w:type="spellEnd"/>
-            <w:r>
-              <w:t xml:space="preserve"> SKU </w:t>
-            </w:r>
-            <w:proofErr w:type="spellStart"/>
-            <w:r>
-              <w:t>sắp</w:t>
-            </w:r>
-            <w:proofErr w:type="spellEnd"/>
-            <w:r>
-              <w:t xml:space="preserve"> </w:t>
-            </w:r>
-            <w:proofErr w:type="spellStart"/>
-            <w:r>
-              <w:t>hết</w:t>
-            </w:r>
-            <w:proofErr w:type="spellEnd"/>
+            <w:r>
+              <w:t>Số SKU sắp hết</w:t>
+            </w:r>
           </w:p>
         </w:tc>
         <w:tc>
           <w:tcPr>
-            <w:tcW w:w="0" w:type="auto"/>
-            <w:hideMark/>
+            <w:tcW w:type="dxa" w:w="5868"/>
           </w:tcPr>
           <w:p>
-            <w:proofErr w:type="spellStart"/>
-            <w:r>
-              <w:t>Số</w:t>
-            </w:r>
-            <w:proofErr w:type="spellEnd"/>
-            <w:r>
-              <w:t xml:space="preserve"> </w:t>
-            </w:r>
-            <w:proofErr w:type="spellStart"/>
-            <w:r>
-              <w:t>sản</w:t>
-            </w:r>
-            <w:proofErr w:type="spellEnd"/>
-            <w:r>
-              <w:t xml:space="preserve"> </w:t>
-            </w:r>
-            <w:proofErr w:type="spellStart"/>
-            <w:r>
-              <w:t>phẩm</w:t>
-            </w:r>
-            <w:proofErr w:type="spellEnd"/>
-            <w:r>
-              <w:t xml:space="preserve"> </w:t>
-            </w:r>
-            <w:proofErr w:type="spellStart"/>
-            <w:r>
-              <w:t>dưới</w:t>
-            </w:r>
-            <w:proofErr w:type="spellEnd"/>
-            <w:r>
-              <w:t xml:space="preserve"> </w:t>
-            </w:r>
-            <w:proofErr w:type="spellStart"/>
-            <w:r>
-              <w:t>ngưỡng</w:t>
-            </w:r>
-            <w:proofErr w:type="spellEnd"/>
-            <w:r>
-              <w:t xml:space="preserve"> </w:t>
-            </w:r>
-            <w:proofErr w:type="spellStart"/>
-            <w:r>
-              <w:t>tồn</w:t>
-            </w:r>
-            <w:proofErr w:type="spellEnd"/>
-            <w:r>
-              <w:t xml:space="preserve"> </w:t>
-            </w:r>
-            <w:proofErr w:type="spellStart"/>
-            <w:r>
-              <w:t>kho</w:t>
-            </w:r>
-            <w:proofErr w:type="spellEnd"/>
-            <w:r>
-              <w:t xml:space="preserve"> </w:t>
-            </w:r>
-            <w:proofErr w:type="spellStart"/>
-            <w:r>
-              <w:t>tối</w:t>
-            </w:r>
-            <w:proofErr w:type="spellEnd"/>
-            <w:r>
-              <w:t xml:space="preserve"> </w:t>
-            </w:r>
-            <w:proofErr w:type="spellStart"/>
-            <w:r>
-              <w:t>thiểu</w:t>
-            </w:r>
-            <w:proofErr w:type="spellEnd"/>
+            <w:r>
+              <w:t>Cảnh báo các sản phẩm chạm ngưỡng tồn kho tối thiểu (VD: 12 SKU sắp hết)</w:t>
+            </w:r>
           </w:p>
         </w:tc>
       </w:tr>
       <w:tr>
-        <w:trPr>
-          <w:trHeight w:val="940"/>
-        </w:trPr>
         <w:tc>
           <w:tcPr>
-            <w:tcW w:w="0" w:type="auto"/>
-            <w:hideMark/>
+            <w:tcW w:type="dxa" w:w="3399"/>
           </w:tcPr>
           <w:p>
             <w:r>
-              <w:t xml:space="preserve">Danh </w:t>
-            </w:r>
-            <w:proofErr w:type="spellStart"/>
-            <w:r>
-              <w:t>sách</w:t>
-            </w:r>
-            <w:proofErr w:type="spellEnd"/>
-            <w:r>
-              <w:t xml:space="preserve"> </w:t>
-            </w:r>
-            <w:proofErr w:type="spellStart"/>
-            <w:r>
-              <w:t>sản</w:t>
-            </w:r>
-            <w:proofErr w:type="spellEnd"/>
-            <w:r>
-              <w:t xml:space="preserve"> </w:t>
-            </w:r>
-            <w:proofErr w:type="spellStart"/>
-            <w:r>
-              <w:t>phẩm</w:t>
-            </w:r>
-            <w:proofErr w:type="spellEnd"/>
-            <w:r>
-              <w:t xml:space="preserve"> </w:t>
-            </w:r>
-            <w:proofErr w:type="spellStart"/>
-            <w:r>
-              <w:t>sắp</w:t>
-            </w:r>
-            <w:proofErr w:type="spellEnd"/>
-            <w:r>
-              <w:t xml:space="preserve"> </w:t>
-            </w:r>
-            <w:proofErr w:type="spellStart"/>
-            <w:r>
-              <w:t>hết</w:t>
-            </w:r>
-            <w:proofErr w:type="spellEnd"/>
+              <w:t>Danh sách Top SKU sắp hết</w:t>
+            </w:r>
           </w:p>
         </w:tc>
         <w:tc>
           <w:tcPr>
-            <w:tcW w:w="0" w:type="auto"/>
-            <w:hideMark/>
+            <w:tcW w:type="dxa" w:w="5868"/>
           </w:tcPr>
           <w:p>
             <w:r>
-              <w:t xml:space="preserve">Top 5–10 </w:t>
-            </w:r>
-            <w:proofErr w:type="spellStart"/>
-            <w:r>
-              <w:t>sản</w:t>
-            </w:r>
-            <w:proofErr w:type="spellEnd"/>
-            <w:r>
-              <w:t xml:space="preserve"> </w:t>
-            </w:r>
-            <w:proofErr w:type="spellStart"/>
-            <w:r>
-              <w:t>phẩm</w:t>
-            </w:r>
-            <w:proofErr w:type="spellEnd"/>
-            <w:r>
-              <w:t xml:space="preserve"> </w:t>
-            </w:r>
-            <w:proofErr w:type="spellStart"/>
-            <w:r>
-              <w:t>còn</w:t>
-            </w:r>
-            <w:proofErr w:type="spellEnd"/>
-            <w:r>
-              <w:t xml:space="preserve"> </w:t>
-            </w:r>
-            <w:proofErr w:type="spellStart"/>
-            <w:r>
-              <w:t>ít</w:t>
-            </w:r>
-            <w:proofErr w:type="spellEnd"/>
-            <w:r>
-              <w:t xml:space="preserve"> </w:t>
-            </w:r>
-            <w:proofErr w:type="spellStart"/>
-            <w:r>
-              <w:t>nhất</w:t>
-            </w:r>
-            <w:proofErr w:type="spellEnd"/>
-            <w:r>
-              <w:t xml:space="preserve">, </w:t>
-            </w:r>
-            <w:proofErr w:type="spellStart"/>
-            <w:r>
-              <w:t>kèm</w:t>
-            </w:r>
-            <w:proofErr w:type="spellEnd"/>
-            <w:r>
-              <w:t xml:space="preserve"> </w:t>
-            </w:r>
-            <w:proofErr w:type="spellStart"/>
-            <w:r>
-              <w:t>số</w:t>
-            </w:r>
-            <w:proofErr w:type="spellEnd"/>
-            <w:r>
-              <w:t xml:space="preserve"> </w:t>
-            </w:r>
-            <w:proofErr w:type="spellStart"/>
-            <w:r>
-              <w:t>lượng</w:t>
-            </w:r>
-            <w:proofErr w:type="spellEnd"/>
-            <w:r>
-              <w:t xml:space="preserve"> </w:t>
-            </w:r>
-            <w:proofErr w:type="spellStart"/>
-            <w:r>
-              <w:t>còn</w:t>
-            </w:r>
-            <w:proofErr w:type="spellEnd"/>
-            <w:r>
-              <w:t xml:space="preserve"> </w:t>
-            </w:r>
-            <w:proofErr w:type="spellStart"/>
-            <w:r>
-              <w:t>lại</w:t>
-            </w:r>
-            <w:proofErr w:type="spellEnd"/>
+              <w:t>Hiển thị chi tiết danh sách 5–10 SKU sắp hết hàng kèm số lượng còn lại để kịp bổ sung</w:t>
+            </w:r>
           </w:p>
         </w:tc>
       </w:tr>
       <w:tr>
-        <w:trPr>
-          <w:trHeight w:val="940"/>
-        </w:trPr>
         <w:tc>
           <w:tcPr>
-            <w:tcW w:w="0" w:type="auto"/>
-            <w:hideMark/>
+            <w:tcW w:type="dxa" w:w="3399"/>
           </w:tcPr>
           <w:p>
-            <w:proofErr w:type="spellStart"/>
-            <w:r>
-              <w:t>Sản</w:t>
-            </w:r>
-            <w:proofErr w:type="spellEnd"/>
-            <w:r>
-              <w:t xml:space="preserve"> </w:t>
-            </w:r>
-            <w:proofErr w:type="spellStart"/>
-            <w:r>
-              <w:t>phẩm</w:t>
-            </w:r>
-            <w:proofErr w:type="spellEnd"/>
-            <w:r>
-              <w:t xml:space="preserve"> </w:t>
-            </w:r>
-            <w:proofErr w:type="spellStart"/>
-            <w:r>
-              <w:t>chậm</w:t>
-            </w:r>
-            <w:proofErr w:type="spellEnd"/>
-            <w:r>
-              <w:t xml:space="preserve"> </w:t>
-            </w:r>
-            <w:proofErr w:type="spellStart"/>
-            <w:r>
-              <w:t>luân</w:t>
-            </w:r>
-            <w:proofErr w:type="spellEnd"/>
-            <w:r>
-              <w:t xml:space="preserve"> </w:t>
-            </w:r>
-            <w:proofErr w:type="spellStart"/>
-            <w:r>
-              <w:t>chuyển</w:t>
-            </w:r>
-            <w:proofErr w:type="spellEnd"/>
+            <w:r>
+              <w:t>Sản phẩm chậm luân chuyển</w:t>
+            </w:r>
           </w:p>
         </w:tc>
         <w:tc>
           <w:tcPr>
-            <w:tcW w:w="0" w:type="auto"/>
-            <w:hideMark/>
+            <w:tcW w:type="dxa" w:w="5868"/>
           </w:tcPr>
           <w:p>
-            <w:proofErr w:type="spellStart"/>
-            <w:r>
-              <w:t>Sản</w:t>
-            </w:r>
-            <w:proofErr w:type="spellEnd"/>
-            <w:r>
-              <w:t xml:space="preserve"> </w:t>
-            </w:r>
-            <w:proofErr w:type="spellStart"/>
-            <w:r>
-              <w:t>phẩm</w:t>
-            </w:r>
-            <w:proofErr w:type="spellEnd"/>
-            <w:r>
-              <w:t xml:space="preserve"> </w:t>
-            </w:r>
-            <w:proofErr w:type="spellStart"/>
-            <w:r>
-              <w:t>không</w:t>
-            </w:r>
-            <w:proofErr w:type="spellEnd"/>
-            <w:r>
-              <w:t xml:space="preserve"> </w:t>
-            </w:r>
-            <w:proofErr w:type="spellStart"/>
-            <w:r>
-              <w:t>nhập</w:t>
-            </w:r>
-            <w:proofErr w:type="spellEnd"/>
-            <w:r>
-              <w:t xml:space="preserve"> </w:t>
-            </w:r>
-            <w:proofErr w:type="spellStart"/>
-            <w:r>
-              <w:t>không</w:t>
-            </w:r>
-            <w:proofErr w:type="spellEnd"/>
-            <w:r>
-              <w:t xml:space="preserve"> </w:t>
-            </w:r>
-            <w:proofErr w:type="spellStart"/>
-            <w:r>
-              <w:t>xuất</w:t>
-            </w:r>
-            <w:proofErr w:type="spellEnd"/>
-            <w:r>
-              <w:t xml:space="preserve"> &gt; 90 </w:t>
-            </w:r>
-            <w:proofErr w:type="spellStart"/>
-            <w:r>
-              <w:t>ngày</w:t>
-            </w:r>
-            <w:proofErr w:type="spellEnd"/>
+            <w:r>
+              <w:t>Cảnh báo các sản phẩm không nhập / xuất kho &gt; 90 ngày để có kế hoạch xả hàng</w:t>
+            </w:r>
           </w:p>
         </w:tc>
       </w:tr>
     </w:tbl>
     <w:p>
       <w:r>
-        <w:rPr>
-          <w:i/>
-          <w:iCs/>
-        </w:rPr>
-        <w:t xml:space="preserve">Lưu ý: </w:t>
-      </w:r>
-      <w:proofErr w:type="spellStart"/>
-      <w:r>
-        <w:rPr>
-          <w:i/>
-          <w:iCs/>
-        </w:rPr>
-        <w:t>Dữ</w:t>
-      </w:r>
-      <w:proofErr w:type="spellEnd"/>
-      <w:r>
-        <w:rPr>
-          <w:i/>
-          <w:iCs/>
-        </w:rPr>
-        <w:t xml:space="preserve"> </w:t>
-      </w:r>
-      <w:proofErr w:type="spellStart"/>
-      <w:r>
-        <w:rPr>
-          <w:i/>
-          <w:iCs/>
-        </w:rPr>
-        <w:t>liệu</w:t>
-      </w:r>
-      <w:proofErr w:type="spellEnd"/>
-      <w:r>
-        <w:rPr>
-          <w:i/>
-          <w:iCs/>
-        </w:rPr>
-        <w:t xml:space="preserve"> </w:t>
-      </w:r>
-      <w:proofErr w:type="spellStart"/>
-      <w:r>
-        <w:rPr>
-          <w:i/>
-          <w:iCs/>
-        </w:rPr>
-        <w:t>kho</w:t>
-      </w:r>
-      <w:proofErr w:type="spellEnd"/>
-      <w:r>
-        <w:rPr>
-          <w:i/>
-          <w:iCs/>
-        </w:rPr>
-        <w:t xml:space="preserve"> </w:t>
-      </w:r>
-      <w:proofErr w:type="spellStart"/>
-      <w:r>
-        <w:rPr>
-          <w:i/>
-          <w:iCs/>
-        </w:rPr>
-        <w:t>lấy</w:t>
-      </w:r>
-      <w:proofErr w:type="spellEnd"/>
-      <w:r>
-        <w:rPr>
-          <w:i/>
-          <w:iCs/>
-        </w:rPr>
-        <w:t xml:space="preserve"> </w:t>
-      </w:r>
-      <w:proofErr w:type="spellStart"/>
-      <w:r>
-        <w:rPr>
-          <w:i/>
-          <w:iCs/>
-        </w:rPr>
-        <w:t>từ</w:t>
-      </w:r>
-      <w:proofErr w:type="spellEnd"/>
-      <w:r>
-        <w:rPr>
-          <w:i/>
-          <w:iCs/>
-        </w:rPr>
-        <w:t xml:space="preserve"> </w:t>
-      </w:r>
-      <w:proofErr w:type="spellStart"/>
-      <w:r>
-        <w:rPr>
-          <w:i/>
-          <w:iCs/>
-        </w:rPr>
-        <w:t>KiotViet</w:t>
-      </w:r>
-      <w:proofErr w:type="spellEnd"/>
-      <w:r>
-        <w:rPr>
-          <w:i/>
-          <w:iCs/>
-        </w:rPr>
-        <w:t xml:space="preserve"> qua API, </w:t>
-      </w:r>
-      <w:proofErr w:type="spellStart"/>
-      <w:r>
-        <w:rPr>
-          <w:i/>
-          <w:iCs/>
-        </w:rPr>
-        <w:t>hoặc</w:t>
-      </w:r>
-      <w:proofErr w:type="spellEnd"/>
-      <w:r>
-        <w:rPr>
-          <w:i/>
-          <w:iCs/>
-        </w:rPr>
-        <w:t xml:space="preserve"> </w:t>
-      </w:r>
-      <w:proofErr w:type="spellStart"/>
-      <w:r>
-        <w:rPr>
-          <w:i/>
-          <w:iCs/>
-        </w:rPr>
-        <w:t>nhập</w:t>
-      </w:r>
-      <w:proofErr w:type="spellEnd"/>
-      <w:r>
-        <w:rPr>
-          <w:i/>
-          <w:iCs/>
-        </w:rPr>
-        <w:t xml:space="preserve"> </w:t>
-      </w:r>
-      <w:proofErr w:type="spellStart"/>
-      <w:r>
-        <w:rPr>
-          <w:i/>
-          <w:iCs/>
-        </w:rPr>
-        <w:t>tay</w:t>
-      </w:r>
-      <w:proofErr w:type="spellEnd"/>
-      <w:r>
-        <w:rPr>
-          <w:i/>
-          <w:iCs/>
-        </w:rPr>
-        <w:t xml:space="preserve"> </w:t>
-      </w:r>
-      <w:proofErr w:type="spellStart"/>
-      <w:r>
-        <w:rPr>
-          <w:i/>
-          <w:iCs/>
-        </w:rPr>
-        <w:t>nếu</w:t>
-      </w:r>
-      <w:proofErr w:type="spellEnd"/>
-      <w:r>
-        <w:rPr>
-          <w:i/>
-          <w:iCs/>
-        </w:rPr>
-        <w:t xml:space="preserve"> </w:t>
-      </w:r>
-      <w:proofErr w:type="spellStart"/>
-      <w:r>
-        <w:rPr>
-          <w:i/>
-          <w:iCs/>
-        </w:rPr>
-        <w:t>chưa</w:t>
-      </w:r>
-      <w:proofErr w:type="spellEnd"/>
-      <w:r>
-        <w:rPr>
-          <w:i/>
-          <w:iCs/>
-        </w:rPr>
-        <w:t xml:space="preserve"> </w:t>
-      </w:r>
-      <w:proofErr w:type="spellStart"/>
-      <w:r>
-        <w:rPr>
-          <w:i/>
-          <w:iCs/>
-        </w:rPr>
-        <w:t>kết</w:t>
-      </w:r>
-      <w:proofErr w:type="spellEnd"/>
-      <w:r>
-        <w:rPr>
-          <w:i/>
-          <w:iCs/>
-        </w:rPr>
-        <w:t xml:space="preserve"> </w:t>
-      </w:r>
-      <w:proofErr w:type="spellStart"/>
-      <w:r>
-        <w:rPr>
-          <w:i/>
-          <w:iCs/>
-        </w:rPr>
-        <w:t>nối</w:t>
-      </w:r>
-      <w:proofErr w:type="spellEnd"/>
-      <w:r>
-        <w:rPr>
-          <w:i/>
-          <w:iCs/>
-        </w:rPr>
-        <w:t xml:space="preserve"> </w:t>
-      </w:r>
-      <w:proofErr w:type="spellStart"/>
-      <w:r>
-        <w:rPr>
-          <w:i/>
-          <w:iCs/>
-        </w:rPr>
-        <w:t>được</w:t>
-      </w:r>
-      <w:proofErr w:type="spellEnd"/>
-      <w:r>
-        <w:rPr>
-          <w:i/>
-          <w:iCs/>
-        </w:rPr>
-        <w:t>.</w:t>
+        <w:t>Bảng chi tiết gồm các cột: Nhiệm vụ/Lịch hẹn, Khách hàng, Ngày/Tháng, Trạng thái (Dropdown: Chưa bắt đầu, Đang làm, Đang chờ, Cần hỗ trợ, Hoàn thành), NVBH phụ trách, Kết quả (Thành công/Thất bại).</w:t>
       </w:r>
     </w:p>
     <w:p>
       <w:r>
-        <w:rPr>
-          <w:b/>
-          <w:bCs/>
-        </w:rPr>
-        <w:t xml:space="preserve">Khu </w:t>
-      </w:r>
-      <w:proofErr w:type="spellStart"/>
-      <w:r>
-        <w:rPr>
-          <w:b/>
-          <w:bCs/>
-        </w:rPr>
-        <w:t>vực</w:t>
-      </w:r>
-      <w:proofErr w:type="spellEnd"/>
-      <w:r>
-        <w:rPr>
-          <w:b/>
-          <w:bCs/>
-        </w:rPr>
-        <w:t xml:space="preserve"> 3 — Doanh </w:t>
-      </w:r>
-      <w:proofErr w:type="spellStart"/>
-      <w:r>
-        <w:rPr>
-          <w:b/>
-          <w:bCs/>
-        </w:rPr>
-        <w:t>thu</w:t>
-      </w:r>
-      <w:proofErr w:type="spellEnd"/>
-      <w:r>
-        <w:rPr>
-          <w:b/>
-          <w:bCs/>
-        </w:rPr>
-        <w:t>:</w:t>
+        <w:t>Khu vực 4 — Doanh thu, Top Khách hàng &amp; Hiệu suất Sales:</w:t>
+        <w:br/>
+        <w:t>Hiển thị Biểu đồ doanh thu 6 tháng có chú thích (Cột xanh dương: Khách mới, Cột xanh lá: Khách cũ), Bảng xếp hạng Top 5 Khách hàng doanh thu cao nhất và Bảng xếp hạng Top Nhân viên bán hàng (NV A, NV B, NV C).</w:t>
+      </w:r>
+    </w:p>
+    <w:p>
+      <w:r>
+        <w:t>Khu vực 3 — Quản lý Kho (Tách riêng khối chuyên biệt):</w:t>
+        <w:br/>
+        <w:t>Hiển thị Tổng giá trị tồn kho, Số SKU (245 SKU), SKU sắp hết (12 SKU), Danh sách Top 5 SKU sắp hết và cảnh báo Sản phẩm chậm luân chuyển (&gt;90 ngày).</w:t>
+        <w:br/>
+        <w:t>Lưu ý: Dữ liệu kho đồng bộ từ KiotViet qua API hoặc nhập tay.</w:t>
       </w:r>
     </w:p>
     <w:tbl>
@@ -12099,509 +10019,134 @@
         </w:tc>
       </w:tr>
       <w:tr>
-        <w:trPr>
-          <w:trHeight w:val="470"/>
-        </w:trPr>
         <w:tc>
           <w:tcPr>
-            <w:tcW w:w="0" w:type="auto"/>
-            <w:hideMark/>
+            <w:tcW w:type="dxa" w:w="4655"/>
           </w:tcPr>
           <w:p>
-            <w:proofErr w:type="spellStart"/>
-            <w:r>
-              <w:t>Biểu</w:t>
-            </w:r>
-            <w:proofErr w:type="spellEnd"/>
-            <w:r>
-              <w:t xml:space="preserve"> </w:t>
-            </w:r>
-            <w:proofErr w:type="spellStart"/>
-            <w:r>
-              <w:t>đồ</w:t>
-            </w:r>
-            <w:proofErr w:type="spellEnd"/>
-            <w:r>
-              <w:t xml:space="preserve"> </w:t>
-            </w:r>
-            <w:proofErr w:type="spellStart"/>
-            <w:r>
-              <w:t>cột</w:t>
-            </w:r>
-            <w:proofErr w:type="spellEnd"/>
+            <w:r>
+              <w:t>Biểu đồ doanh thu 6 tháng</w:t>
+            </w:r>
           </w:p>
         </w:tc>
         <w:tc>
           <w:tcPr>
-            <w:tcW w:w="0" w:type="auto"/>
-            <w:hideMark/>
+            <w:tcW w:type="dxa" w:w="4595"/>
           </w:tcPr>
           <w:p>
             <w:r>
-              <w:t xml:space="preserve">Doanh </w:t>
-            </w:r>
-            <w:proofErr w:type="spellStart"/>
-            <w:r>
-              <w:t>thu</w:t>
-            </w:r>
-            <w:proofErr w:type="spellEnd"/>
-            <w:r>
-              <w:t xml:space="preserve"> 6 </w:t>
-            </w:r>
-            <w:proofErr w:type="spellStart"/>
-            <w:r>
-              <w:t>tháng</w:t>
-            </w:r>
-            <w:proofErr w:type="spellEnd"/>
-            <w:r>
-              <w:t xml:space="preserve"> </w:t>
-            </w:r>
-            <w:proofErr w:type="spellStart"/>
-            <w:r>
-              <w:t>gần</w:t>
-            </w:r>
-            <w:proofErr w:type="spellEnd"/>
-            <w:r>
-              <w:t xml:space="preserve"> </w:t>
-            </w:r>
-            <w:proofErr w:type="spellStart"/>
-            <w:r>
-              <w:t>nhất</w:t>
-            </w:r>
-            <w:proofErr w:type="spellEnd"/>
+              <w:t>Cột chồng/đôi hiển thị doanh thu 6 tháng gần nhất</w:t>
+            </w:r>
           </w:p>
         </w:tc>
       </w:tr>
       <w:tr>
-        <w:trPr>
-          <w:trHeight w:val="485"/>
-        </w:trPr>
         <w:tc>
           <w:tcPr>
-            <w:tcW w:w="0" w:type="auto"/>
-            <w:hideMark/>
+            <w:tcW w:type="dxa" w:w="4655"/>
           </w:tcPr>
           <w:p>
             <w:r>
-              <w:t xml:space="preserve">Doanh </w:t>
-            </w:r>
-            <w:proofErr w:type="spellStart"/>
-            <w:r>
-              <w:t>thu</w:t>
-            </w:r>
-            <w:proofErr w:type="spellEnd"/>
-            <w:r>
-              <w:t xml:space="preserve"> chia </w:t>
-            </w:r>
-            <w:proofErr w:type="spellStart"/>
-            <w:r>
-              <w:t>khách</w:t>
-            </w:r>
-            <w:proofErr w:type="spellEnd"/>
-            <w:r>
-              <w:t xml:space="preserve"> </w:t>
-            </w:r>
-            <w:proofErr w:type="spellStart"/>
-            <w:r>
-              <w:t>mới</w:t>
-            </w:r>
-            <w:proofErr w:type="spellEnd"/>
-            <w:r>
-              <w:t xml:space="preserve"> / </w:t>
-            </w:r>
-            <w:proofErr w:type="spellStart"/>
-            <w:r>
-              <w:t>khách</w:t>
-            </w:r>
-            <w:proofErr w:type="spellEnd"/>
-            <w:r>
-              <w:t xml:space="preserve"> </w:t>
-            </w:r>
-            <w:proofErr w:type="spellStart"/>
-            <w:r>
-              <w:t>cũ</w:t>
-            </w:r>
-            <w:proofErr w:type="spellEnd"/>
+              <w:t>Chú thích biểu đồ (Legend)</w:t>
+            </w:r>
           </w:p>
         </w:tc>
         <w:tc>
           <w:tcPr>
-            <w:tcW w:w="0" w:type="auto"/>
-            <w:hideMark/>
+            <w:tcW w:type="dxa" w:w="4595"/>
           </w:tcPr>
           <w:p>
             <w:r>
-              <w:t xml:space="preserve">2 </w:t>
-            </w:r>
-            <w:proofErr w:type="spellStart"/>
-            <w:r>
-              <w:t>màu</w:t>
-            </w:r>
-            <w:proofErr w:type="spellEnd"/>
-            <w:r>
-              <w:t xml:space="preserve"> </w:t>
-            </w:r>
-            <w:proofErr w:type="spellStart"/>
-            <w:r>
-              <w:t>khác</w:t>
-            </w:r>
-            <w:proofErr w:type="spellEnd"/>
-            <w:r>
-              <w:t xml:space="preserve"> </w:t>
-            </w:r>
-            <w:proofErr w:type="spellStart"/>
-            <w:r>
-              <w:t>nhau</w:t>
-            </w:r>
-            <w:proofErr w:type="spellEnd"/>
-            <w:r>
-              <w:t xml:space="preserve"> </w:t>
-            </w:r>
-            <w:proofErr w:type="spellStart"/>
-            <w:r>
-              <w:t>trên</w:t>
-            </w:r>
-            <w:proofErr w:type="spellEnd"/>
-            <w:r>
-              <w:t xml:space="preserve"> </w:t>
-            </w:r>
-            <w:proofErr w:type="spellStart"/>
-            <w:r>
-              <w:t>biểu</w:t>
-            </w:r>
-            <w:proofErr w:type="spellEnd"/>
-            <w:r>
-              <w:t xml:space="preserve"> </w:t>
-            </w:r>
-            <w:proofErr w:type="spellStart"/>
-            <w:r>
-              <w:t>đồ</w:t>
-            </w:r>
-            <w:proofErr w:type="spellEnd"/>
+              <w:t>Phân biệt rõ ràng màu sắc: Cột xanh dương (Khách mới), Cột xanh lá (Khách cũ / Tái chốt)</w:t>
+            </w:r>
           </w:p>
         </w:tc>
       </w:tr>
       <w:tr>
-        <w:trPr>
-          <w:trHeight w:val="485"/>
-        </w:trPr>
         <w:tc>
           <w:tcPr>
-            <w:tcW w:w="0" w:type="auto"/>
-            <w:hideMark/>
+            <w:tcW w:type="dxa" w:w="4655"/>
           </w:tcPr>
           <w:p>
             <w:r>
-              <w:t xml:space="preserve">Top 5 </w:t>
-            </w:r>
-            <w:proofErr w:type="spellStart"/>
-            <w:r>
-              <w:t>khách</w:t>
-            </w:r>
-            <w:proofErr w:type="spellEnd"/>
-            <w:r>
-              <w:t xml:space="preserve"> </w:t>
-            </w:r>
-            <w:proofErr w:type="spellStart"/>
-            <w:r>
-              <w:t>hàng</w:t>
-            </w:r>
-            <w:proofErr w:type="spellEnd"/>
+              <w:t>Top 5 khách hàng</w:t>
+            </w:r>
           </w:p>
         </w:tc>
         <w:tc>
           <w:tcPr>
-            <w:tcW w:w="0" w:type="auto"/>
-            <w:hideMark/>
+            <w:tcW w:type="dxa" w:w="4595"/>
           </w:tcPr>
           <w:p>
-            <w:proofErr w:type="spellStart"/>
-            <w:r>
-              <w:t>Xếp</w:t>
-            </w:r>
-            <w:proofErr w:type="spellEnd"/>
-            <w:r>
-              <w:t xml:space="preserve"> </w:t>
-            </w:r>
-            <w:proofErr w:type="spellStart"/>
-            <w:r>
-              <w:t>hạng</w:t>
-            </w:r>
-            <w:proofErr w:type="spellEnd"/>
-            <w:r>
-              <w:t xml:space="preserve"> </w:t>
-            </w:r>
-            <w:proofErr w:type="spellStart"/>
-            <w:r>
-              <w:t>theo</w:t>
-            </w:r>
-            <w:proofErr w:type="spellEnd"/>
-            <w:r>
-              <w:t xml:space="preserve"> </w:t>
-            </w:r>
-            <w:proofErr w:type="spellStart"/>
-            <w:r>
-              <w:t>doanh</w:t>
-            </w:r>
-            <w:proofErr w:type="spellEnd"/>
-            <w:r>
-              <w:t xml:space="preserve"> </w:t>
-            </w:r>
-            <w:proofErr w:type="spellStart"/>
-            <w:r>
-              <w:t>thu</w:t>
-            </w:r>
-            <w:proofErr w:type="spellEnd"/>
-            <w:r>
-              <w:t xml:space="preserve"> </w:t>
-            </w:r>
-            <w:proofErr w:type="spellStart"/>
-            <w:r>
-              <w:t>trong</w:t>
-            </w:r>
-            <w:proofErr w:type="spellEnd"/>
-            <w:r>
-              <w:t xml:space="preserve"> </w:t>
-            </w:r>
-            <w:proofErr w:type="spellStart"/>
-            <w:r>
-              <w:t>kỳ</w:t>
-            </w:r>
-            <w:proofErr w:type="spellEnd"/>
+            <w:r>
+              <w:t>Xếp hạng 5 khách hàng đóng góp doanh thu cao nhất trong kỳ</w:t>
+            </w:r>
           </w:p>
         </w:tc>
       </w:tr>
       <w:tr>
-        <w:trPr>
-          <w:trHeight w:val="470"/>
-        </w:trPr>
         <w:tc>
           <w:tcPr>
-            <w:tcW w:w="0" w:type="auto"/>
-            <w:hideMark/>
+            <w:tcW w:type="dxa" w:w="4655"/>
           </w:tcPr>
           <w:p>
             <w:r>
-              <w:t xml:space="preserve">Doanh </w:t>
-            </w:r>
-            <w:proofErr w:type="spellStart"/>
-            <w:r>
-              <w:t>thu</w:t>
-            </w:r>
-            <w:proofErr w:type="spellEnd"/>
-            <w:r>
-              <w:t xml:space="preserve"> </w:t>
-            </w:r>
-            <w:proofErr w:type="spellStart"/>
-            <w:r>
-              <w:t>theo</w:t>
-            </w:r>
-            <w:proofErr w:type="spellEnd"/>
-            <w:r>
-              <w:t xml:space="preserve"> </w:t>
-            </w:r>
-            <w:proofErr w:type="spellStart"/>
-            <w:r>
-              <w:t>nhóm</w:t>
-            </w:r>
-            <w:proofErr w:type="spellEnd"/>
-            <w:r>
-              <w:t xml:space="preserve"> </w:t>
-            </w:r>
-            <w:proofErr w:type="spellStart"/>
-            <w:r>
-              <w:t>sản</w:t>
-            </w:r>
-            <w:proofErr w:type="spellEnd"/>
-            <w:r>
-              <w:t xml:space="preserve"> </w:t>
-            </w:r>
-            <w:proofErr w:type="spellStart"/>
-            <w:r>
-              <w:t>phẩm</w:t>
-            </w:r>
-            <w:proofErr w:type="spellEnd"/>
+              <w:t>Top nhân viên bán hàng (Sales)</w:t>
+            </w:r>
           </w:p>
         </w:tc>
         <w:tc>
           <w:tcPr>
-            <w:tcW w:w="0" w:type="auto"/>
-            <w:hideMark/>
+            <w:tcW w:type="dxa" w:w="4595"/>
           </w:tcPr>
           <w:p>
             <w:r>
-              <w:t xml:space="preserve">Dao </w:t>
-            </w:r>
-            <w:proofErr w:type="spellStart"/>
-            <w:r>
-              <w:t>cụ</w:t>
-            </w:r>
-            <w:proofErr w:type="spellEnd"/>
-            <w:r>
-              <w:t xml:space="preserve">, </w:t>
-            </w:r>
-            <w:proofErr w:type="spellStart"/>
-            <w:r>
-              <w:t>đá</w:t>
-            </w:r>
-            <w:proofErr w:type="spellEnd"/>
-            <w:r>
-              <w:t xml:space="preserve"> </w:t>
-            </w:r>
-            <w:proofErr w:type="spellStart"/>
-            <w:r>
-              <w:t>mài</w:t>
-            </w:r>
-            <w:proofErr w:type="spellEnd"/>
-            <w:r>
-              <w:t xml:space="preserve">, </w:t>
-            </w:r>
-            <w:proofErr w:type="spellStart"/>
-            <w:r>
-              <w:t>ốc</w:t>
-            </w:r>
-            <w:proofErr w:type="spellEnd"/>
-            <w:r>
-              <w:t xml:space="preserve"> </w:t>
-            </w:r>
-            <w:proofErr w:type="spellStart"/>
-            <w:r>
-              <w:t>vít</w:t>
-            </w:r>
-            <w:proofErr w:type="spellEnd"/>
-            <w:r>
-              <w:t xml:space="preserve">, </w:t>
-            </w:r>
-            <w:proofErr w:type="spellStart"/>
-            <w:r>
-              <w:t>dầu</w:t>
-            </w:r>
-            <w:proofErr w:type="spellEnd"/>
-            <w:r>
-              <w:t xml:space="preserve"> </w:t>
-            </w:r>
-            <w:proofErr w:type="spellStart"/>
-            <w:r>
-              <w:t>bôi</w:t>
-            </w:r>
-            <w:proofErr w:type="spellEnd"/>
-            <w:r>
-              <w:t xml:space="preserve"> </w:t>
-            </w:r>
-            <w:proofErr w:type="spellStart"/>
-            <w:r>
-              <w:t>trơn</w:t>
-            </w:r>
-            <w:proofErr w:type="spellEnd"/>
-            <w:r>
-              <w:t>…</w:t>
+              <w:t>Xếp hạng hiệu suất các NVBH (NV A, NV B, NV C) theo doanh thu và tỷ lệ chốt cơ hội</w:t>
             </w:r>
           </w:p>
         </w:tc>
       </w:tr>
       <w:tr>
-        <w:trPr>
-          <w:trHeight w:val="485"/>
-        </w:trPr>
         <w:tc>
           <w:tcPr>
-            <w:tcW w:w="0" w:type="auto"/>
-            <w:hideMark/>
+            <w:tcW w:type="dxa" w:w="4655"/>
           </w:tcPr>
           <w:p>
-            <w:proofErr w:type="spellStart"/>
-            <w:r>
-              <w:t>Tỷ</w:t>
-            </w:r>
-            <w:proofErr w:type="spellEnd"/>
-            <w:r>
-              <w:t xml:space="preserve"> </w:t>
-            </w:r>
-            <w:proofErr w:type="spellStart"/>
-            <w:r>
-              <w:t>lệ</w:t>
-            </w:r>
-            <w:proofErr w:type="spellEnd"/>
-            <w:r>
-              <w:t xml:space="preserve"> </w:t>
-            </w:r>
-            <w:proofErr w:type="spellStart"/>
-            <w:r>
-              <w:t>mua</w:t>
-            </w:r>
-            <w:proofErr w:type="spellEnd"/>
-            <w:r>
-              <w:t xml:space="preserve"> </w:t>
-            </w:r>
-            <w:proofErr w:type="spellStart"/>
-            <w:r>
-              <w:t>lại</w:t>
-            </w:r>
-            <w:proofErr w:type="spellEnd"/>
+            <w:r>
+              <w:t>Doanh thu theo nhóm sản phẩm</w:t>
+            </w:r>
           </w:p>
         </w:tc>
         <w:tc>
           <w:tcPr>
-            <w:tcW w:w="0" w:type="auto"/>
-            <w:hideMark/>
+            <w:tcW w:type="dxa" w:w="4595"/>
           </w:tcPr>
           <w:p>
             <w:r>
-              <w:t xml:space="preserve">% </w:t>
-            </w:r>
-            <w:proofErr w:type="spellStart"/>
-            <w:r>
-              <w:t>khách</w:t>
-            </w:r>
-            <w:proofErr w:type="spellEnd"/>
-            <w:r>
-              <w:t xml:space="preserve"> </w:t>
-            </w:r>
-            <w:proofErr w:type="spellStart"/>
-            <w:r>
-              <w:t>cũ</w:t>
-            </w:r>
-            <w:proofErr w:type="spellEnd"/>
-            <w:r>
-              <w:t xml:space="preserve"> </w:t>
-            </w:r>
-            <w:proofErr w:type="spellStart"/>
-            <w:r>
-              <w:t>trên</w:t>
-            </w:r>
-            <w:proofErr w:type="spellEnd"/>
-            <w:r>
-              <w:t xml:space="preserve"> </w:t>
-            </w:r>
-            <w:proofErr w:type="spellStart"/>
-            <w:r>
-              <w:t>tổng</w:t>
-            </w:r>
-            <w:proofErr w:type="spellEnd"/>
-            <w:r>
-              <w:t xml:space="preserve"> </w:t>
-            </w:r>
-            <w:proofErr w:type="spellStart"/>
-            <w:r>
-              <w:t>khách</w:t>
-            </w:r>
-            <w:proofErr w:type="spellEnd"/>
-            <w:r>
-              <w:t xml:space="preserve"> </w:t>
-            </w:r>
-            <w:proofErr w:type="spellStart"/>
-            <w:r>
-              <w:t>có</w:t>
-            </w:r>
-            <w:proofErr w:type="spellEnd"/>
-            <w:r>
-              <w:t xml:space="preserve"> </w:t>
-            </w:r>
-            <w:proofErr w:type="spellStart"/>
-            <w:r>
-              <w:t>đơn</w:t>
-            </w:r>
-            <w:proofErr w:type="spellEnd"/>
+              <w:t>Phân bổ doanh thu theo danh mục: Dao cụ, đá mài, ốc vít, dầu bôi trơn…</w:t>
+            </w:r>
+          </w:p>
+        </w:tc>
+      </w:tr>
+      <w:tr>
+        <w:tc>
+          <w:tcPr>
+            <w:tcW w:type="dxa" w:w="4655"/>
+          </w:tcPr>
+          <w:p>
+            <w:r>
+              <w:t>Tỷ lệ tái chốt đơn</w:t>
+            </w:r>
+          </w:p>
+        </w:tc>
+        <w:tc>
+          <w:tcPr>
+            <w:tcW w:type="dxa" w:w="4595"/>
+          </w:tcPr>
+          <w:p>
+            <w:r>
+              <w:t>Tỷ lệ % khách hàng cũ quay lại mua hàng đúng chu kỳ</w:t>
+            </w:r>
           </w:p>
         </w:tc>
       </w:tr>
